--- a/06_documentacao/Documentação da Alterações e Justificativas.docx
+++ b/06_documentacao/Documentação da Alterações e Justificativas.docx
@@ -23,7 +23,117 @@
       </w:r>
     </w:p>
     <w:p>
-      <w:pPr>
+      <w:r>
+        <w:t>Antes de Começar precisamos verificar o nosso ambiente</w:t>
+      </w:r>
+      <w:r>
+        <w:t>:</w:t>
+      </w:r>
+    </w:p>
+    <w:p>
+      <w:pPr>
+        <w:pStyle w:val="SemEspaamento"/>
+        <w:numPr>
+          <w:ilvl w:val="0"/>
+          <w:numId w:val="3"/>
+        </w:numPr>
+      </w:pPr>
+      <w:r>
+        <w:t>Windows 10 em VM</w:t>
+      </w:r>
+    </w:p>
+    <w:p>
+      <w:pPr>
+        <w:pStyle w:val="SemEspaamento"/>
+        <w:numPr>
+          <w:ilvl w:val="0"/>
+          <w:numId w:val="3"/>
+        </w:numPr>
+      </w:pPr>
+      <w:r>
+        <w:t>8 GB de RAM</w:t>
+      </w:r>
+    </w:p>
+    <w:p>
+      <w:pPr>
+        <w:pStyle w:val="SemEspaamento"/>
+        <w:numPr>
+          <w:ilvl w:val="0"/>
+          <w:numId w:val="3"/>
+        </w:numPr>
+      </w:pPr>
+      <w:r>
+        <w:t>Disco C: para sistema e F: para logs</w:t>
+      </w:r>
+    </w:p>
+    <w:p>
+      <w:pPr>
+        <w:pStyle w:val="SemEspaamento"/>
+      </w:pPr>
+    </w:p>
+    <w:p>
+      <w:pPr>
+        <w:pStyle w:val="SemEspaamento"/>
+      </w:pPr>
+      <w:r>
+        <w:rPr>
+          <w:noProof/>
+        </w:rPr>
+        <w:drawing>
+          <wp:inline distT="0" distB="0" distL="0" distR="0" wp14:anchorId="790999E6" wp14:editId="2EF2FC15">
+            <wp:extent cx="5400040" cy="2959100"/>
+            <wp:effectExtent l="0" t="0" r="0" b="0"/>
+            <wp:docPr id="1070499347" name="Imagem 2"/>
+            <wp:cNvGraphicFramePr>
+              <a:graphicFrameLocks xmlns:a="http://schemas.openxmlformats.org/drawingml/2006/main" noChangeAspect="1"/>
+            </wp:cNvGraphicFramePr>
+            <a:graphic xmlns:a="http://schemas.openxmlformats.org/drawingml/2006/main">
+              <a:graphicData uri="http://schemas.openxmlformats.org/drawingml/2006/picture">
+                <pic:pic xmlns:pic="http://schemas.openxmlformats.org/drawingml/2006/picture">
+                  <pic:nvPicPr>
+                    <pic:cNvPr id="1070499347" name="Imagem 1070499347"/>
+                    <pic:cNvPicPr/>
+                  </pic:nvPicPr>
+                  <pic:blipFill rotWithShape="1">
+                    <a:blip r:embed="rId7">
+                      <a:extLst>
+                        <a:ext uri="{28A0092B-C50C-407E-A947-70E740481C1C}">
+                          <a14:useLocalDpi xmlns:a14="http://schemas.microsoft.com/office/drawing/2010/main" val="0"/>
+                        </a:ext>
+                      </a:extLst>
+                    </a:blip>
+                    <a:srcRect t="4312"/>
+                    <a:stretch>
+                      <a:fillRect/>
+                    </a:stretch>
+                  </pic:blipFill>
+                  <pic:spPr bwMode="auto">
+                    <a:xfrm>
+                      <a:off x="0" y="0"/>
+                      <a:ext cx="5400040" cy="2959100"/>
+                    </a:xfrm>
+                    <a:prstGeom prst="rect">
+                      <a:avLst/>
+                    </a:prstGeom>
+                    <a:ln>
+                      <a:noFill/>
+                    </a:ln>
+                    <a:extLst>
+                      <a:ext uri="{53640926-AAD7-44D8-BBD7-CCE9431645EC}">
+                        <a14:shadowObscured xmlns:a14="http://schemas.microsoft.com/office/drawing/2010/main"/>
+                      </a:ext>
+                    </a:extLst>
+                  </pic:spPr>
+                </pic:pic>
+              </a:graphicData>
+            </a:graphic>
+          </wp:inline>
+        </w:drawing>
+      </w:r>
+    </w:p>
+    <w:p>
+      <w:pPr>
+        <w:jc w:val="center"/>
         <w:rPr>
           <w:b/>
           <w:bCs/>
@@ -31,15 +141,17 @@
           <w:szCs w:val="32"/>
         </w:rPr>
       </w:pPr>
-      <w:r>
+    </w:p>
+    <w:p>
+      <w:pPr>
+        <w:jc w:val="center"/>
         <w:rPr>
           <w:b/>
           <w:bCs/>
           <w:sz w:val="32"/>
           <w:szCs w:val="32"/>
         </w:rPr>
-        <w:t>Configuração inicial</w:t>
-      </w:r>
+      </w:pPr>
       <w:r>
         <w:rPr>
           <w:b/>
@@ -47,39 +159,82 @@
           <w:sz w:val="32"/>
           <w:szCs w:val="32"/>
         </w:rPr>
+        <w:t>Configuração inicial</w:t>
+      </w:r>
+      <w:r>
+        <w:rPr>
+          <w:b/>
+          <w:bCs/>
+          <w:sz w:val="32"/>
+          <w:szCs w:val="32"/>
+        </w:rPr>
         <w:t>:</w:t>
       </w:r>
     </w:p>
     <w:p>
       <w:pPr>
-        <w:pStyle w:val="SemEspaamento"/>
-        <w:rPr>
-          <w:b/>
-          <w:bCs/>
-        </w:rPr>
-      </w:pPr>
-      <w:r>
-        <w:rPr>
-          <w:b/>
-          <w:bCs/>
-        </w:rPr>
-        <w:t xml:space="preserve">SHOW </w:t>
-      </w:r>
-      <w:proofErr w:type="spellStart"/>
-      <w:r>
-        <w:rPr>
-          <w:b/>
-          <w:bCs/>
-        </w:rPr>
-        <w:t>shared_buffers</w:t>
-      </w:r>
-      <w:proofErr w:type="spellEnd"/>
-      <w:r>
-        <w:rPr>
-          <w:b/>
-          <w:bCs/>
-        </w:rPr>
-        <w:t>;</w:t>
+        <w:rPr>
+          <w:b/>
+          <w:bCs/>
+        </w:rPr>
+      </w:pPr>
+      <w:r>
+        <w:rPr>
+          <w:b/>
+          <w:bCs/>
+        </w:rPr>
+        <w:t>Arquivo de Configuração Inicial Localizado em</w:t>
+      </w:r>
+      <w:r>
+        <w:rPr>
+          <w:b/>
+          <w:bCs/>
+        </w:rPr>
+        <w:t>:</w:t>
+      </w:r>
+    </w:p>
+    <w:p>
+      <w:pPr>
+        <w:pStyle w:val="SemEspaamento"/>
+      </w:pPr>
+      <w:r>
+        <w:t>CV</w:t>
+      </w:r>
+      <w:r>
+        <w:t>-</w:t>
+      </w:r>
+      <w:r>
+        <w:t>SpaceNet_DBA_Project\02_configuracao\ficheiros_config</w:t>
+      </w:r>
+      <w:r>
+        <w:t>\</w:t>
+      </w:r>
+      <w:r>
+        <w:t xml:space="preserve"> </w:t>
+      </w:r>
+      <w:r>
+        <w:t>postgresql Configuração Inicial.conf</w:t>
+      </w:r>
+    </w:p>
+    <w:p>
+      <w:pPr>
+        <w:pStyle w:val="SemEspaamento"/>
+      </w:pPr>
+    </w:p>
+    <w:p>
+      <w:pPr>
+        <w:pStyle w:val="SemEspaamento"/>
+        <w:rPr>
+          <w:b/>
+          <w:bCs/>
+        </w:rPr>
+      </w:pPr>
+      <w:r>
+        <w:rPr>
+          <w:b/>
+          <w:bCs/>
+        </w:rPr>
+        <w:t>SHOW shared_buffers;</w:t>
       </w:r>
     </w:p>
     <w:p>
@@ -106,7 +261,7 @@
           <w:noProof/>
         </w:rPr>
         <w:drawing>
-          <wp:inline distT="0" distB="0" distL="0" distR="0" wp14:anchorId="36B229CF" wp14:editId="7C42E1CA">
+          <wp:inline distT="0" distB="0" distL="0" distR="0" wp14:anchorId="36B229CF" wp14:editId="02E8E30F">
             <wp:extent cx="5400040" cy="1324610"/>
             <wp:effectExtent l="0" t="0" r="0" b="8890"/>
             <wp:docPr id="2112657021" name="Imagem 2"/>
@@ -121,7 +276,7 @@
                     <pic:cNvPicPr/>
                   </pic:nvPicPr>
                   <pic:blipFill>
-                    <a:blip r:embed="rId7" cstate="print">
+                    <a:blip r:embed="rId8" cstate="print">
                       <a:extLst>
                         <a:ext uri="{28A0092B-C50C-407E-A947-70E740481C1C}">
                           <a14:useLocalDpi xmlns:a14="http://schemas.microsoft.com/office/drawing/2010/main" val="0"/>
@@ -170,23 +325,7 @@
           <w:b/>
           <w:bCs/>
         </w:rPr>
-        <w:t xml:space="preserve">SHOW </w:t>
-      </w:r>
-      <w:proofErr w:type="spellStart"/>
-      <w:r>
-        <w:rPr>
-          <w:b/>
-          <w:bCs/>
-        </w:rPr>
-        <w:t>work_mem</w:t>
-      </w:r>
-      <w:proofErr w:type="spellEnd"/>
-      <w:r>
-        <w:rPr>
-          <w:b/>
-          <w:bCs/>
-        </w:rPr>
-        <w:t>;</w:t>
+        <w:t>SHOW work_mem;</w:t>
       </w:r>
     </w:p>
     <w:p>
@@ -213,7 +352,7 @@
           <w:noProof/>
         </w:rPr>
         <w:drawing>
-          <wp:inline distT="0" distB="0" distL="0" distR="0" wp14:anchorId="5515F84E" wp14:editId="06656E3E">
+          <wp:inline distT="0" distB="0" distL="0" distR="0" wp14:anchorId="5515F84E" wp14:editId="3146C463">
             <wp:extent cx="5400040" cy="1317625"/>
             <wp:effectExtent l="0" t="0" r="0" b="0"/>
             <wp:docPr id="425322479" name="Imagem 3"/>
@@ -228,7 +367,7 @@
                     <pic:cNvPicPr/>
                   </pic:nvPicPr>
                   <pic:blipFill>
-                    <a:blip r:embed="rId8" cstate="print">
+                    <a:blip r:embed="rId9" cstate="print">
                       <a:extLst>
                         <a:ext uri="{28A0092B-C50C-407E-A947-70E740481C1C}">
                           <a14:useLocalDpi xmlns:a14="http://schemas.microsoft.com/office/drawing/2010/main" val="0"/>
@@ -277,23 +416,7 @@
           <w:b/>
           <w:bCs/>
         </w:rPr>
-        <w:t xml:space="preserve">SHOW </w:t>
-      </w:r>
-      <w:proofErr w:type="spellStart"/>
-      <w:r>
-        <w:rPr>
-          <w:b/>
-          <w:bCs/>
-        </w:rPr>
-        <w:t>effective_cache_size</w:t>
-      </w:r>
-      <w:proofErr w:type="spellEnd"/>
-      <w:r>
-        <w:rPr>
-          <w:b/>
-          <w:bCs/>
-        </w:rPr>
-        <w:t>;</w:t>
+        <w:t>SHOW effective_cache_size;</w:t>
       </w:r>
     </w:p>
     <w:p>
@@ -320,7 +443,7 @@
           <w:noProof/>
         </w:rPr>
         <w:drawing>
-          <wp:inline distT="0" distB="0" distL="0" distR="0" wp14:anchorId="67BC34F2" wp14:editId="4B93F687">
+          <wp:inline distT="0" distB="0" distL="0" distR="0" wp14:anchorId="67BC34F2" wp14:editId="672C8066">
             <wp:extent cx="5400040" cy="1390650"/>
             <wp:effectExtent l="0" t="0" r="0" b="0"/>
             <wp:docPr id="1302143554" name="Imagem 4"/>
@@ -335,7 +458,7 @@
                     <pic:cNvPicPr/>
                   </pic:nvPicPr>
                   <pic:blipFill>
-                    <a:blip r:embed="rId9" cstate="print">
+                    <a:blip r:embed="rId10" cstate="print">
                       <a:extLst>
                         <a:ext uri="{28A0092B-C50C-407E-A947-70E740481C1C}">
                           <a14:useLocalDpi xmlns:a14="http://schemas.microsoft.com/office/drawing/2010/main" val="0"/>
@@ -384,23 +507,7 @@
           <w:b/>
           <w:bCs/>
         </w:rPr>
-        <w:t xml:space="preserve">SHOW </w:t>
-      </w:r>
-      <w:proofErr w:type="spellStart"/>
-      <w:r>
-        <w:rPr>
-          <w:b/>
-          <w:bCs/>
-        </w:rPr>
-        <w:t>max_connections</w:t>
-      </w:r>
-      <w:proofErr w:type="spellEnd"/>
-      <w:r>
-        <w:rPr>
-          <w:b/>
-          <w:bCs/>
-        </w:rPr>
-        <w:t>;</w:t>
+        <w:t>SHOW max_connections;</w:t>
       </w:r>
     </w:p>
     <w:p>
@@ -427,7 +534,7 @@
           <w:noProof/>
         </w:rPr>
         <w:drawing>
-          <wp:inline distT="0" distB="0" distL="0" distR="0" wp14:anchorId="038A38CC" wp14:editId="5075A050">
+          <wp:inline distT="0" distB="0" distL="0" distR="0" wp14:anchorId="038A38CC" wp14:editId="4CDA20E3">
             <wp:extent cx="5400040" cy="1510665"/>
             <wp:effectExtent l="0" t="0" r="0" b="0"/>
             <wp:docPr id="2093435653" name="Imagem 5"/>
@@ -442,7 +549,7 @@
                     <pic:cNvPicPr/>
                   </pic:nvPicPr>
                   <pic:blipFill>
-                    <a:blip r:embed="rId10" cstate="print">
+                    <a:blip r:embed="rId11" cstate="print">
                       <a:extLst>
                         <a:ext uri="{28A0092B-C50C-407E-A947-70E740481C1C}">
                           <a14:useLocalDpi xmlns:a14="http://schemas.microsoft.com/office/drawing/2010/main" val="0"/>
@@ -482,24 +589,7 @@
           <w:b/>
           <w:bCs/>
         </w:rPr>
-        <w:lastRenderedPageBreak/>
-        <w:t xml:space="preserve">show </w:t>
-      </w:r>
-      <w:proofErr w:type="spellStart"/>
-      <w:r>
-        <w:rPr>
-          <w:b/>
-          <w:bCs/>
-        </w:rPr>
-        <w:t>maintenance_work_mem</w:t>
-      </w:r>
-      <w:proofErr w:type="spellEnd"/>
-      <w:r>
-        <w:rPr>
-          <w:b/>
-          <w:bCs/>
-        </w:rPr>
-        <w:t>;</w:t>
+        <w:t>show maintenance_work_mem;</w:t>
       </w:r>
     </w:p>
     <w:p>
@@ -526,7 +616,7 @@
           <w:noProof/>
         </w:rPr>
         <w:drawing>
-          <wp:inline distT="0" distB="0" distL="0" distR="0" wp14:anchorId="44146E72" wp14:editId="04FF47E4">
+          <wp:inline distT="0" distB="0" distL="0" distR="0" wp14:anchorId="44146E72" wp14:editId="06C84A61">
             <wp:extent cx="5400040" cy="1414780"/>
             <wp:effectExtent l="0" t="0" r="0" b="0"/>
             <wp:docPr id="1738157648" name="Imagem 6"/>
@@ -541,7 +631,7 @@
                     <pic:cNvPicPr/>
                   </pic:nvPicPr>
                   <pic:blipFill>
-                    <a:blip r:embed="rId11" cstate="print">
+                    <a:blip r:embed="rId12" cstate="print">
                       <a:extLst>
                         <a:ext uri="{28A0092B-C50C-407E-A947-70E740481C1C}">
                           <a14:useLocalDpi xmlns:a14="http://schemas.microsoft.com/office/drawing/2010/main" val="0"/>
@@ -590,47 +680,33 @@
           <w:b/>
           <w:bCs/>
         </w:rPr>
-        <w:t xml:space="preserve">show </w:t>
-      </w:r>
-      <w:proofErr w:type="spellStart"/>
-      <w:r>
-        <w:rPr>
-          <w:b/>
-          <w:bCs/>
-        </w:rPr>
-        <w:t>port</w:t>
-      </w:r>
-      <w:proofErr w:type="spellEnd"/>
-      <w:r>
-        <w:rPr>
-          <w:b/>
-          <w:bCs/>
-        </w:rPr>
-        <w:t>;</w:t>
-      </w:r>
-    </w:p>
-    <w:p>
-      <w:pPr>
-        <w:pStyle w:val="SemEspaamento"/>
-        <w:rPr>
-          <w:b/>
-          <w:bCs/>
-        </w:rPr>
-      </w:pPr>
-    </w:p>
-    <w:p>
-      <w:pPr>
-        <w:pStyle w:val="SemEspaamento"/>
-        <w:rPr>
-          <w:b/>
-          <w:bCs/>
-        </w:rPr>
-      </w:pPr>
-      <w:r>
-        <w:rPr>
-          <w:b/>
-          <w:bCs/>
-        </w:rPr>
+        <w:t>show port;</w:t>
+      </w:r>
+    </w:p>
+    <w:p>
+      <w:pPr>
+        <w:pStyle w:val="SemEspaamento"/>
+        <w:rPr>
+          <w:b/>
+          <w:bCs/>
+        </w:rPr>
+      </w:pPr>
+    </w:p>
+    <w:p>
+      <w:pPr>
+        <w:pStyle w:val="SemEspaamento"/>
+        <w:rPr>
+          <w:b/>
+          <w:bCs/>
+        </w:rPr>
+      </w:pPr>
+      <w:r>
+        <w:rPr>
+          <w:b/>
+          <w:bCs/>
+          <w:noProof/>
+        </w:rPr>
+        <w:lastRenderedPageBreak/>
         <w:drawing>
           <wp:inline distT="0" distB="0" distL="0" distR="0" wp14:anchorId="582EF8C3" wp14:editId="1D657699">
             <wp:extent cx="5400040" cy="1350010"/>
@@ -647,7 +723,7 @@
                     <pic:cNvPicPr/>
                   </pic:nvPicPr>
                   <pic:blipFill>
-                    <a:blip r:embed="rId12"/>
+                    <a:blip r:embed="rId13"/>
                     <a:stretch>
                       <a:fillRect/>
                     </a:stretch>
@@ -680,58 +756,76 @@
     <w:p>
       <w:pPr>
         <w:pStyle w:val="SemEspaamento"/>
-        <w:rPr>
-          <w:b/>
-          <w:bCs/>
-        </w:rPr>
-      </w:pPr>
-      <w:r>
-        <w:rPr>
-          <w:b/>
-          <w:bCs/>
-        </w:rPr>
-        <w:t>Configurar gestão de memória:</w:t>
-      </w:r>
-    </w:p>
-    <w:p>
-      <w:pPr>
-        <w:pStyle w:val="SemEspaamento"/>
-        <w:rPr>
-          <w:b/>
-          <w:bCs/>
-        </w:rPr>
-      </w:pPr>
-    </w:p>
-    <w:p>
-      <w:pPr>
-        <w:pStyle w:val="SemEspaamento"/>
-        <w:rPr>
-          <w:b/>
-          <w:bCs/>
-        </w:rPr>
-      </w:pPr>
-      <w:r>
-        <w:rPr>
-          <w:b/>
-          <w:bCs/>
-        </w:rPr>
-        <w:t xml:space="preserve">Buffer Pool / </w:t>
-      </w:r>
-      <w:proofErr w:type="spellStart"/>
-      <w:r>
-        <w:rPr>
-          <w:b/>
-          <w:bCs/>
-        </w:rPr>
-        <w:t>Shared</w:t>
-      </w:r>
-      <w:proofErr w:type="spellEnd"/>
-      <w:r>
-        <w:rPr>
-          <w:b/>
-          <w:bCs/>
-        </w:rPr>
-        <w:t xml:space="preserve"> Buffers</w:t>
+        <w:jc w:val="center"/>
+        <w:rPr>
+          <w:b/>
+          <w:bCs/>
+          <w:sz w:val="32"/>
+          <w:szCs w:val="32"/>
+        </w:rPr>
+      </w:pPr>
+      <w:r>
+        <w:rPr>
+          <w:b/>
+          <w:bCs/>
+          <w:sz w:val="32"/>
+          <w:szCs w:val="32"/>
+        </w:rPr>
+        <w:t>Alterações efetuadas</w:t>
+      </w:r>
+    </w:p>
+    <w:p>
+      <w:pPr>
+        <w:pStyle w:val="SemEspaamento"/>
+        <w:ind w:left="0" w:firstLine="0"/>
+        <w:rPr>
+          <w:b/>
+          <w:bCs/>
+        </w:rPr>
+      </w:pPr>
+    </w:p>
+    <w:p>
+      <w:pPr>
+        <w:pStyle w:val="SemEspaamento"/>
+        <w:rPr>
+          <w:b/>
+          <w:bCs/>
+        </w:rPr>
+      </w:pPr>
+      <w:r>
+        <w:rPr>
+          <w:b/>
+          <w:bCs/>
+        </w:rPr>
+        <w:t>G</w:t>
+      </w:r>
+      <w:r>
+        <w:rPr>
+          <w:b/>
+          <w:bCs/>
+        </w:rPr>
+        <w:t>estão de memória:</w:t>
+      </w:r>
+    </w:p>
+    <w:p>
+      <w:pPr>
+        <w:pStyle w:val="SemEspaamento"/>
+        <w:rPr>
+          <w:b/>
+          <w:bCs/>
+        </w:rPr>
+      </w:pPr>
+    </w:p>
+    <w:p>
+      <w:pPr>
+        <w:pStyle w:val="SemEspaamento"/>
+      </w:pPr>
+      <w:r>
+        <w:rPr>
+          <w:b/>
+          <w:bCs/>
+        </w:rPr>
+        <w:t>Shared Buffers</w:t>
       </w:r>
       <w:r>
         <w:rPr>
@@ -740,35 +834,65 @@
         </w:rPr>
         <w:t>:</w:t>
       </w:r>
-    </w:p>
-    <w:p>
-      <w:pPr>
-        <w:pStyle w:val="SemEspaamento"/>
-        <w:rPr>
-          <w:b/>
-          <w:bCs/>
-        </w:rPr>
-      </w:pPr>
-    </w:p>
-    <w:p>
-      <w:pPr>
-        <w:pStyle w:val="SemEspaamento"/>
-        <w:rPr>
-          <w:b/>
-          <w:bCs/>
-        </w:rPr>
-      </w:pPr>
-      <w:r>
-        <w:rPr>
-          <w:b/>
-          <w:bCs/>
-          <w:noProof/>
+      <w:r>
+        <w:rPr>
+          <w:b/>
+          <w:bCs/>
+        </w:rPr>
+        <w:t xml:space="preserve"> U</w:t>
+      </w:r>
+      <w:r>
+        <w:t xml:space="preserve">saremos </w:t>
+      </w:r>
+      <w:r>
+        <w:t>≈</w:t>
+      </w:r>
+      <w:r>
+        <w:t xml:space="preserve"> 25% da RAM → </w:t>
+      </w:r>
+      <w:r>
+        <w:t>2GB</w:t>
+      </w:r>
+    </w:p>
+    <w:p>
+      <w:pPr>
+        <w:pStyle w:val="SemEspaamento"/>
+      </w:pPr>
+      <w:r>
+        <w:t>A</w:t>
+      </w:r>
+      <w:r>
+        <w:t>umenta cache interno de páginas de dados.</w:t>
+      </w:r>
+    </w:p>
+    <w:p>
+      <w:pPr>
+        <w:pStyle w:val="SemEspaamento"/>
+        <w:ind w:left="0" w:firstLine="0"/>
+        <w:rPr>
+          <w:b/>
+          <w:bCs/>
+        </w:rPr>
+      </w:pPr>
+    </w:p>
+    <w:p>
+      <w:pPr>
+        <w:pStyle w:val="SemEspaamento"/>
+        <w:rPr>
+          <w:b/>
+          <w:bCs/>
+        </w:rPr>
+      </w:pPr>
+      <w:r>
+        <w:rPr>
+          <w:b/>
+          <w:bCs/>
         </w:rPr>
         <w:drawing>
-          <wp:inline distT="0" distB="0" distL="0" distR="0" wp14:anchorId="36DB73FF" wp14:editId="27877E98">
-            <wp:extent cx="5400040" cy="1813560"/>
+          <wp:inline distT="0" distB="0" distL="0" distR="0" wp14:anchorId="5602E5BB" wp14:editId="4F7E0C0F">
+            <wp:extent cx="5400040" cy="2095500"/>
             <wp:effectExtent l="0" t="0" r="0" b="0"/>
-            <wp:docPr id="1660859688" name="Imagem 1"/>
+            <wp:docPr id="2067201446" name="Imagem 1"/>
             <wp:cNvGraphicFramePr>
               <a:graphicFrameLocks xmlns:a="http://schemas.openxmlformats.org/drawingml/2006/main" noChangeAspect="1"/>
             </wp:cNvGraphicFramePr>
@@ -776,11 +900,106 @@
               <a:graphicData uri="http://schemas.openxmlformats.org/drawingml/2006/picture">
                 <pic:pic xmlns:pic="http://schemas.openxmlformats.org/drawingml/2006/picture">
                   <pic:nvPicPr>
-                    <pic:cNvPr id="1660859688" name="Imagem 1660859688"/>
+                    <pic:cNvPr id="2067201446" name=""/>
                     <pic:cNvPicPr/>
                   </pic:nvPicPr>
                   <pic:blipFill>
-                    <a:blip r:embed="rId13">
+                    <a:blip r:embed="rId14"/>
+                    <a:stretch>
+                      <a:fillRect/>
+                    </a:stretch>
+                  </pic:blipFill>
+                  <pic:spPr>
+                    <a:xfrm>
+                      <a:off x="0" y="0"/>
+                      <a:ext cx="5400040" cy="2095500"/>
+                    </a:xfrm>
+                    <a:prstGeom prst="rect">
+                      <a:avLst/>
+                    </a:prstGeom>
+                  </pic:spPr>
+                </pic:pic>
+              </a:graphicData>
+            </a:graphic>
+          </wp:inline>
+        </w:drawing>
+      </w:r>
+    </w:p>
+    <w:p>
+      <w:pPr>
+        <w:pStyle w:val="SemEspaamento"/>
+        <w:rPr>
+          <w:b/>
+          <w:bCs/>
+        </w:rPr>
+      </w:pPr>
+    </w:p>
+    <w:p>
+      <w:pPr>
+        <w:pStyle w:val="SemEspaamento"/>
+      </w:pPr>
+      <w:r>
+        <w:rPr>
+          <w:b/>
+          <w:bCs/>
+        </w:rPr>
+        <w:t>work_mem = 16MB</w:t>
+      </w:r>
+      <w:r>
+        <w:t xml:space="preserve"> </w:t>
+      </w:r>
+    </w:p>
+    <w:p>
+      <w:pPr>
+        <w:pStyle w:val="SemEspaamento"/>
+      </w:pPr>
+      <w:r>
+        <w:t>V</w:t>
+      </w:r>
+      <w:r>
+        <w:t>alor por operação (sort/hash); com 60 utilizadores evita consumo excessivo de RAM.</w:t>
+      </w:r>
+    </w:p>
+    <w:p>
+      <w:pPr>
+        <w:pStyle w:val="SemEspaamento"/>
+        <w:rPr>
+          <w:b/>
+          <w:bCs/>
+        </w:rPr>
+      </w:pPr>
+    </w:p>
+    <w:p>
+      <w:pPr>
+        <w:pStyle w:val="SemEspaamento"/>
+        <w:rPr>
+          <w:b/>
+          <w:bCs/>
+        </w:rPr>
+      </w:pPr>
+      <w:r>
+        <w:rPr>
+          <w:b/>
+          <w:bCs/>
+          <w:noProof/>
+        </w:rPr>
+        <w:drawing>
+          <wp:inline distT="0" distB="0" distL="0" distR="0" wp14:anchorId="1A1D584D" wp14:editId="05DF0E25">
+            <wp:extent cx="5400040" cy="1810385"/>
+            <wp:effectExtent l="0" t="0" r="0" b="0"/>
+            <wp:docPr id="732749823" name="Imagem 3"/>
+            <wp:cNvGraphicFramePr>
+              <a:graphicFrameLocks xmlns:a="http://schemas.openxmlformats.org/drawingml/2006/main" noChangeAspect="1"/>
+            </wp:cNvGraphicFramePr>
+            <a:graphic xmlns:a="http://schemas.openxmlformats.org/drawingml/2006/main">
+              <a:graphicData uri="http://schemas.openxmlformats.org/drawingml/2006/picture">
+                <pic:pic xmlns:pic="http://schemas.openxmlformats.org/drawingml/2006/picture">
+                  <pic:nvPicPr>
+                    <pic:cNvPr id="732749823" name="Imagem 732749823"/>
+                    <pic:cNvPicPr/>
+                  </pic:nvPicPr>
+                  <pic:blipFill>
+                    <a:blip r:embed="rId15">
                       <a:extLst>
                         <a:ext uri="{28A0092B-C50C-407E-A947-70E740481C1C}">
                           <a14:useLocalDpi xmlns:a14="http://schemas.microsoft.com/office/drawing/2010/main" val="0"/>
@@ -794,7 +1013,7 @@
                   <pic:spPr>
                     <a:xfrm>
                       <a:off x="0" y="0"/>
-                      <a:ext cx="5400040" cy="1813560"/>
+                      <a:ext cx="5400040" cy="1810385"/>
                     </a:xfrm>
                     <a:prstGeom prst="rect">
                       <a:avLst/>
@@ -829,176 +1048,18 @@
           <w:b/>
           <w:bCs/>
         </w:rPr>
-        <w:t>Cache de consultas</w:t>
-      </w:r>
-      <w:r>
-        <w:rPr>
-          <w:b/>
-          <w:bCs/>
-        </w:rPr>
-        <w:t>:</w:t>
-      </w:r>
-    </w:p>
-    <w:p>
-      <w:pPr>
-        <w:pStyle w:val="SemEspaamento"/>
-        <w:rPr>
-          <w:b/>
-          <w:bCs/>
-        </w:rPr>
-      </w:pPr>
-    </w:p>
-    <w:p>
-      <w:pPr>
-        <w:pStyle w:val="SemEspaamento"/>
-        <w:rPr>
-          <w:b/>
-          <w:bCs/>
-        </w:rPr>
-      </w:pPr>
-    </w:p>
-    <w:p>
-      <w:pPr>
-        <w:pStyle w:val="SemEspaamento"/>
-        <w:rPr>
-          <w:b/>
-          <w:bCs/>
-        </w:rPr>
-      </w:pPr>
-    </w:p>
-    <w:p>
-      <w:pPr>
-        <w:pStyle w:val="SemEspaamento"/>
-        <w:rPr>
-          <w:b/>
-          <w:bCs/>
-        </w:rPr>
-      </w:pPr>
-      <w:r>
-        <w:rPr>
-          <w:b/>
-          <w:bCs/>
-        </w:rPr>
-        <w:t xml:space="preserve">Configurar gestão de </w:t>
-      </w:r>
-      <w:proofErr w:type="spellStart"/>
-      <w:r>
-        <w:rPr>
-          <w:b/>
-          <w:bCs/>
-        </w:rPr>
-        <w:t>logs</w:t>
-      </w:r>
-      <w:proofErr w:type="spellEnd"/>
-      <w:r>
-        <w:rPr>
-          <w:b/>
-          <w:bCs/>
-        </w:rPr>
-        <w:t>:</w:t>
-      </w:r>
-    </w:p>
-    <w:p>
-      <w:pPr>
-        <w:pStyle w:val="SemEspaamento"/>
-        <w:rPr>
-          <w:b/>
-          <w:bCs/>
-        </w:rPr>
-      </w:pPr>
-    </w:p>
-    <w:p>
-      <w:pPr>
-        <w:pStyle w:val="SemEspaamento"/>
-        <w:rPr>
-          <w:b/>
-          <w:bCs/>
-        </w:rPr>
-      </w:pPr>
-      <w:r>
-        <w:rPr>
-          <w:b/>
-          <w:bCs/>
-        </w:rPr>
-        <w:t>Definir máximo de 60 conexões simultâneas</w:t>
-      </w:r>
-      <w:r>
-        <w:rPr>
-          <w:b/>
-          <w:bCs/>
-        </w:rPr>
-        <w:t>:</w:t>
-      </w:r>
-    </w:p>
-    <w:p>
-      <w:pPr>
-        <w:pStyle w:val="SemEspaamento"/>
-      </w:pPr>
-      <w:r>
-        <w:t xml:space="preserve">Para </w:t>
-      </w:r>
-      <w:r>
-        <w:t>d</w:t>
-      </w:r>
-      <w:r>
-        <w:t xml:space="preserve">efinir </w:t>
-      </w:r>
-      <w:r>
-        <w:t xml:space="preserve">o </w:t>
-      </w:r>
-      <w:r>
-        <w:t>máximo de conexões simultâneas</w:t>
-      </w:r>
-      <w:r>
-        <w:t xml:space="preserve"> para </w:t>
-      </w:r>
-      <w:r>
-        <w:t>60</w:t>
-      </w:r>
-      <w:r>
-        <w:t xml:space="preserve"> devemos navegar ate:</w:t>
-      </w:r>
-    </w:p>
-    <w:p>
-      <w:pPr>
-        <w:pStyle w:val="SemEspaamento"/>
-      </w:pPr>
-      <w:r>
-        <w:t>C:\Program Files\</w:t>
-      </w:r>
-      <w:proofErr w:type="spellStart"/>
-      <w:r>
-        <w:t>PostgreSQL</w:t>
-      </w:r>
-      <w:proofErr w:type="spellEnd"/>
-      <w:r>
-        <w:t>\18\data</w:t>
-      </w:r>
-      <w:r>
-        <w:t xml:space="preserve"> e alterar o arquivo de configuração </w:t>
-      </w:r>
-      <w:proofErr w:type="spellStart"/>
-      <w:r>
-        <w:t>postgresql.conf</w:t>
-      </w:r>
-      <w:proofErr w:type="spellEnd"/>
-      <w:r>
-        <w:t>, localizaremos onde esta o parâmetro: “</w:t>
-      </w:r>
-      <w:proofErr w:type="spellStart"/>
-      <w:r>
-        <w:t>max_connections</w:t>
-      </w:r>
-      <w:proofErr w:type="spellEnd"/>
-      <w:r>
-        <w:t xml:space="preserve"> = </w:t>
-      </w:r>
-      <w:r>
-        <w:t xml:space="preserve">“, vem </w:t>
-      </w:r>
-      <w:r>
-        <w:lastRenderedPageBreak/>
-        <w:t>por padrão de até 100 conexões simultâneas, alteraremos conforme nossa necessidade, nesse caso definiremos para 60 conexões em simultâneo.</w:t>
+        <w:t>maintenance_work_mem = 512MB</w:t>
+      </w:r>
+    </w:p>
+    <w:p>
+      <w:pPr>
+        <w:pStyle w:val="SemEspaamento"/>
+      </w:pPr>
+      <w:r>
+        <w:t>A</w:t>
+      </w:r>
+      <w:r>
+        <w:t>celera operações de manutenção (VACUUM, CREATE INDEX) sem saturar memória.</w:t>
       </w:r>
     </w:p>
     <w:p>
@@ -1024,10 +1085,10 @@
           <w:bCs/>
         </w:rPr>
         <w:drawing>
-          <wp:inline distT="0" distB="0" distL="0" distR="0" wp14:anchorId="00949467" wp14:editId="3A0E680E">
-            <wp:extent cx="5400040" cy="2157730"/>
-            <wp:effectExtent l="0" t="0" r="0" b="0"/>
-            <wp:docPr id="1039514609" name="Imagem 1"/>
+          <wp:inline distT="0" distB="0" distL="0" distR="0" wp14:anchorId="044E9F5B" wp14:editId="609A315D">
+            <wp:extent cx="5400040" cy="2113280"/>
+            <wp:effectExtent l="0" t="0" r="0" b="1270"/>
+            <wp:docPr id="552998817" name="Imagem 1"/>
             <wp:cNvGraphicFramePr>
               <a:graphicFrameLocks xmlns:a="http://schemas.openxmlformats.org/drawingml/2006/main" noChangeAspect="1"/>
             </wp:cNvGraphicFramePr>
@@ -1035,11 +1096,11 @@
               <a:graphicData uri="http://schemas.openxmlformats.org/drawingml/2006/picture">
                 <pic:pic xmlns:pic="http://schemas.openxmlformats.org/drawingml/2006/picture">
                   <pic:nvPicPr>
-                    <pic:cNvPr id="1039514609" name=""/>
+                    <pic:cNvPr id="552998817" name=""/>
                     <pic:cNvPicPr/>
                   </pic:nvPicPr>
                   <pic:blipFill>
-                    <a:blip r:embed="rId14"/>
+                    <a:blip r:embed="rId16"/>
                     <a:stretch>
                       <a:fillRect/>
                     </a:stretch>
@@ -1047,7 +1108,7 @@
                   <pic:spPr>
                     <a:xfrm>
                       <a:off x="0" y="0"/>
-                      <a:ext cx="5400040" cy="2157730"/>
+                      <a:ext cx="5400040" cy="2113280"/>
                     </a:xfrm>
                     <a:prstGeom prst="rect">
                       <a:avLst/>
@@ -1068,6 +1129,608 @@
           <w:bCs/>
         </w:rPr>
       </w:pPr>
+    </w:p>
+    <w:p>
+      <w:pPr>
+        <w:pStyle w:val="SemEspaamento"/>
+        <w:rPr>
+          <w:b/>
+          <w:bCs/>
+        </w:rPr>
+      </w:pPr>
+      <w:r>
+        <w:rPr>
+          <w:b/>
+          <w:bCs/>
+        </w:rPr>
+        <w:t>effective_cache_size = 5GB</w:t>
+      </w:r>
+    </w:p>
+    <w:p>
+      <w:pPr>
+        <w:pStyle w:val="SemEspaamento"/>
+        <w:rPr>
+          <w:b/>
+          <w:bCs/>
+        </w:rPr>
+      </w:pPr>
+      <w:r>
+        <w:t>I</w:t>
+      </w:r>
+      <w:r>
+        <w:t>ndica ao planner que há bastante cache (PostgreSQL + OS), favorecendo planos com index scan.</w:t>
+      </w:r>
+    </w:p>
+    <w:p>
+      <w:pPr>
+        <w:pStyle w:val="SemEspaamento"/>
+        <w:rPr>
+          <w:b/>
+          <w:bCs/>
+        </w:rPr>
+      </w:pPr>
+    </w:p>
+    <w:p>
+      <w:pPr>
+        <w:pStyle w:val="SemEspaamento"/>
+        <w:rPr>
+          <w:b/>
+          <w:bCs/>
+        </w:rPr>
+      </w:pPr>
+      <w:r>
+        <w:rPr>
+          <w:b/>
+          <w:bCs/>
+        </w:rPr>
+        <w:drawing>
+          <wp:inline distT="0" distB="0" distL="0" distR="0" wp14:anchorId="1BF3115B" wp14:editId="6B4336C4">
+            <wp:extent cx="5400040" cy="1878330"/>
+            <wp:effectExtent l="0" t="0" r="0" b="7620"/>
+            <wp:docPr id="986771897" name="Imagem 1"/>
+            <wp:cNvGraphicFramePr>
+              <a:graphicFrameLocks xmlns:a="http://schemas.openxmlformats.org/drawingml/2006/main" noChangeAspect="1"/>
+            </wp:cNvGraphicFramePr>
+            <a:graphic xmlns:a="http://schemas.openxmlformats.org/drawingml/2006/main">
+              <a:graphicData uri="http://schemas.openxmlformats.org/drawingml/2006/picture">
+                <pic:pic xmlns:pic="http://schemas.openxmlformats.org/drawingml/2006/picture">
+                  <pic:nvPicPr>
+                    <pic:cNvPr id="986771897" name=""/>
+                    <pic:cNvPicPr/>
+                  </pic:nvPicPr>
+                  <pic:blipFill>
+                    <a:blip r:embed="rId17"/>
+                    <a:stretch>
+                      <a:fillRect/>
+                    </a:stretch>
+                  </pic:blipFill>
+                  <pic:spPr>
+                    <a:xfrm>
+                      <a:off x="0" y="0"/>
+                      <a:ext cx="5400040" cy="1878330"/>
+                    </a:xfrm>
+                    <a:prstGeom prst="rect">
+                      <a:avLst/>
+                    </a:prstGeom>
+                  </pic:spPr>
+                </pic:pic>
+              </a:graphicData>
+            </a:graphic>
+          </wp:inline>
+        </w:drawing>
+      </w:r>
+    </w:p>
+    <w:p>
+      <w:pPr>
+        <w:pStyle w:val="SemEspaamento"/>
+        <w:rPr>
+          <w:b/>
+          <w:bCs/>
+        </w:rPr>
+      </w:pPr>
+    </w:p>
+    <w:p>
+      <w:pPr>
+        <w:pStyle w:val="SemEspaamento"/>
+        <w:rPr>
+          <w:b/>
+          <w:bCs/>
+        </w:rPr>
+      </w:pPr>
+      <w:r>
+        <w:rPr>
+          <w:b/>
+          <w:bCs/>
+        </w:rPr>
+        <w:t>Cache de consultas</w:t>
+      </w:r>
+      <w:r>
+        <w:rPr>
+          <w:b/>
+          <w:bCs/>
+        </w:rPr>
+        <w:t>:</w:t>
+      </w:r>
+    </w:p>
+    <w:p>
+      <w:pPr>
+        <w:pStyle w:val="SemEspaamento"/>
+        <w:rPr>
+          <w:b/>
+          <w:bCs/>
+        </w:rPr>
+      </w:pPr>
+    </w:p>
+    <w:p>
+      <w:pPr>
+        <w:pStyle w:val="SemEspaamento"/>
+      </w:pPr>
+      <w:r>
+        <w:t>O PostgreSQL não tem “query cache” como MySQL; o desempenho vem de páginas em memória (buffers + OS cache).</w:t>
+      </w:r>
+    </w:p>
+    <w:p>
+      <w:pPr>
+        <w:pStyle w:val="SemEspaamento"/>
+        <w:rPr>
+          <w:b/>
+          <w:bCs/>
+        </w:rPr>
+      </w:pPr>
+    </w:p>
+    <w:p>
+      <w:pPr>
+        <w:pStyle w:val="SemEspaamento"/>
+        <w:rPr>
+          <w:b/>
+          <w:bCs/>
+        </w:rPr>
+      </w:pPr>
+    </w:p>
+    <w:p>
+      <w:pPr>
+        <w:pStyle w:val="SemEspaamento"/>
+        <w:rPr>
+          <w:b/>
+          <w:bCs/>
+        </w:rPr>
+      </w:pPr>
+      <w:r>
+        <w:rPr>
+          <w:b/>
+          <w:bCs/>
+        </w:rPr>
+        <w:t>Configurar gestão de logs</w:t>
+      </w:r>
+      <w:r>
+        <w:rPr>
+          <w:b/>
+          <w:bCs/>
+        </w:rPr>
+        <w:t>:</w:t>
+      </w:r>
+    </w:p>
+    <w:p>
+      <w:pPr>
+        <w:pStyle w:val="SemEspaamento"/>
+        <w:rPr>
+          <w:b/>
+          <w:bCs/>
+        </w:rPr>
+      </w:pPr>
+    </w:p>
+    <w:p>
+      <w:pPr>
+        <w:pStyle w:val="SemEspaamento"/>
+      </w:pPr>
+      <w:r>
+        <w:t>logging_collector = on</w:t>
+      </w:r>
+    </w:p>
+    <w:p>
+      <w:pPr>
+        <w:pStyle w:val="SemEspaamento"/>
+      </w:pPr>
+      <w:r>
+        <w:t xml:space="preserve">log_directory = </w:t>
+      </w:r>
+      <w:r>
+        <w:t>'F:/PostgreSQL/log'</w:t>
+      </w:r>
+    </w:p>
+    <w:p>
+      <w:pPr>
+        <w:pStyle w:val="SemEspaamento"/>
+      </w:pPr>
+      <w:r>
+        <w:t>log_filename = 'postgresql-%Y-%m-%d.log'</w:t>
+      </w:r>
+    </w:p>
+    <w:p>
+      <w:pPr>
+        <w:pStyle w:val="SemEspaamento"/>
+      </w:pPr>
+      <w:r>
+        <w:t>log_rotation_age = 1d</w:t>
+      </w:r>
+    </w:p>
+    <w:p>
+      <w:pPr>
+        <w:pStyle w:val="SemEspaamento"/>
+      </w:pPr>
+      <w:r>
+        <w:t>log_rotation_size = 100MB</w:t>
+      </w:r>
+    </w:p>
+    <w:p>
+      <w:pPr>
+        <w:pStyle w:val="SemEspaamento"/>
+      </w:pPr>
+      <w:r>
+        <w:t>log_min_duration_statement = 500ms</w:t>
+      </w:r>
+    </w:p>
+    <w:p>
+      <w:pPr>
+        <w:pStyle w:val="SemEspaamento"/>
+      </w:pPr>
+      <w:r>
+        <w:rPr>
+          <w:noProof/>
+        </w:rPr>
+        <w:lastRenderedPageBreak/>
+        <w:drawing>
+          <wp:inline distT="0" distB="0" distL="0" distR="0" wp14:anchorId="255F2631" wp14:editId="13A41F69">
+            <wp:extent cx="5400040" cy="3215005"/>
+            <wp:effectExtent l="0" t="0" r="0" b="4445"/>
+            <wp:docPr id="1702898662" name="Imagem 4"/>
+            <wp:cNvGraphicFramePr>
+              <a:graphicFrameLocks xmlns:a="http://schemas.openxmlformats.org/drawingml/2006/main" noChangeAspect="1"/>
+            </wp:cNvGraphicFramePr>
+            <a:graphic xmlns:a="http://schemas.openxmlformats.org/drawingml/2006/main">
+              <a:graphicData uri="http://schemas.openxmlformats.org/drawingml/2006/picture">
+                <pic:pic xmlns:pic="http://schemas.openxmlformats.org/drawingml/2006/picture">
+                  <pic:nvPicPr>
+                    <pic:cNvPr id="1702898662" name="Imagem 1702898662"/>
+                    <pic:cNvPicPr/>
+                  </pic:nvPicPr>
+                  <pic:blipFill>
+                    <a:blip r:embed="rId18">
+                      <a:extLst>
+                        <a:ext uri="{28A0092B-C50C-407E-A947-70E740481C1C}">
+                          <a14:useLocalDpi xmlns:a14="http://schemas.microsoft.com/office/drawing/2010/main" val="0"/>
+                        </a:ext>
+                      </a:extLst>
+                    </a:blip>
+                    <a:stretch>
+                      <a:fillRect/>
+                    </a:stretch>
+                  </pic:blipFill>
+                  <pic:spPr>
+                    <a:xfrm>
+                      <a:off x="0" y="0"/>
+                      <a:ext cx="5400040" cy="3215005"/>
+                    </a:xfrm>
+                    <a:prstGeom prst="rect">
+                      <a:avLst/>
+                    </a:prstGeom>
+                  </pic:spPr>
+                </pic:pic>
+              </a:graphicData>
+            </a:graphic>
+          </wp:inline>
+        </w:drawing>
+      </w:r>
+    </w:p>
+    <w:p>
+      <w:pPr>
+        <w:pStyle w:val="SemEspaamento"/>
+      </w:pPr>
+    </w:p>
+    <w:p>
+      <w:pPr>
+        <w:pStyle w:val="SemEspaamento"/>
+      </w:pPr>
+      <w:r>
+        <w:drawing>
+          <wp:inline distT="0" distB="0" distL="0" distR="0" wp14:anchorId="44E45A89" wp14:editId="5A6909D4">
+            <wp:extent cx="5400040" cy="1823085"/>
+            <wp:effectExtent l="0" t="0" r="0" b="5715"/>
+            <wp:docPr id="976121639" name="Imagem 1"/>
+            <wp:cNvGraphicFramePr>
+              <a:graphicFrameLocks xmlns:a="http://schemas.openxmlformats.org/drawingml/2006/main" noChangeAspect="1"/>
+            </wp:cNvGraphicFramePr>
+            <a:graphic xmlns:a="http://schemas.openxmlformats.org/drawingml/2006/main">
+              <a:graphicData uri="http://schemas.openxmlformats.org/drawingml/2006/picture">
+                <pic:pic xmlns:pic="http://schemas.openxmlformats.org/drawingml/2006/picture">
+                  <pic:nvPicPr>
+                    <pic:cNvPr id="976121639" name=""/>
+                    <pic:cNvPicPr/>
+                  </pic:nvPicPr>
+                  <pic:blipFill>
+                    <a:blip r:embed="rId19"/>
+                    <a:stretch>
+                      <a:fillRect/>
+                    </a:stretch>
+                  </pic:blipFill>
+                  <pic:spPr>
+                    <a:xfrm>
+                      <a:off x="0" y="0"/>
+                      <a:ext cx="5400040" cy="1823085"/>
+                    </a:xfrm>
+                    <a:prstGeom prst="rect">
+                      <a:avLst/>
+                    </a:prstGeom>
+                  </pic:spPr>
+                </pic:pic>
+              </a:graphicData>
+            </a:graphic>
+          </wp:inline>
+        </w:drawing>
+      </w:r>
+    </w:p>
+    <w:p>
+      <w:pPr>
+        <w:pStyle w:val="SemEspaamento"/>
+      </w:pPr>
+    </w:p>
+    <w:p>
+      <w:pPr>
+        <w:pStyle w:val="SemEspaamento"/>
+      </w:pPr>
+      <w:r>
+        <w:lastRenderedPageBreak/>
+        <w:drawing>
+          <wp:inline distT="0" distB="0" distL="0" distR="0" wp14:anchorId="044E60A1" wp14:editId="4B469CD8">
+            <wp:extent cx="5400040" cy="3371850"/>
+            <wp:effectExtent l="0" t="0" r="0" b="0"/>
+            <wp:docPr id="908155966" name="Imagem 1"/>
+            <wp:cNvGraphicFramePr>
+              <a:graphicFrameLocks xmlns:a="http://schemas.openxmlformats.org/drawingml/2006/main" noChangeAspect="1"/>
+            </wp:cNvGraphicFramePr>
+            <a:graphic xmlns:a="http://schemas.openxmlformats.org/drawingml/2006/main">
+              <a:graphicData uri="http://schemas.openxmlformats.org/drawingml/2006/picture">
+                <pic:pic xmlns:pic="http://schemas.openxmlformats.org/drawingml/2006/picture">
+                  <pic:nvPicPr>
+                    <pic:cNvPr id="908155966" name=""/>
+                    <pic:cNvPicPr/>
+                  </pic:nvPicPr>
+                  <pic:blipFill>
+                    <a:blip r:embed="rId20"/>
+                    <a:stretch>
+                      <a:fillRect/>
+                    </a:stretch>
+                  </pic:blipFill>
+                  <pic:spPr>
+                    <a:xfrm>
+                      <a:off x="0" y="0"/>
+                      <a:ext cx="5400040" cy="3371850"/>
+                    </a:xfrm>
+                    <a:prstGeom prst="rect">
+                      <a:avLst/>
+                    </a:prstGeom>
+                  </pic:spPr>
+                </pic:pic>
+              </a:graphicData>
+            </a:graphic>
+          </wp:inline>
+        </w:drawing>
+      </w:r>
+    </w:p>
+    <w:p>
+      <w:pPr>
+        <w:pStyle w:val="SemEspaamento"/>
+      </w:pPr>
+    </w:p>
+    <w:p>
+      <w:pPr>
+        <w:pStyle w:val="SemEspaamento"/>
+      </w:pPr>
+      <w:r>
+        <w:t>Justificação técnica:</w:t>
+      </w:r>
+    </w:p>
+    <w:p>
+      <w:pPr>
+        <w:pStyle w:val="SemEspaamento"/>
+        <w:numPr>
+          <w:ilvl w:val="0"/>
+          <w:numId w:val="5"/>
+        </w:numPr>
+      </w:pPr>
+      <w:r>
+        <w:t>logging_collector = on: ativa recolha de logs para ficheiros.</w:t>
+      </w:r>
+    </w:p>
+    <w:p>
+      <w:pPr>
+        <w:pStyle w:val="SemEspaamento"/>
+        <w:numPr>
+          <w:ilvl w:val="0"/>
+          <w:numId w:val="5"/>
+        </w:numPr>
+      </w:pPr>
+      <w:r>
+        <w:t>log_directory em F: separa I/O de logs do disco do sistema, reduzindo contenção.</w:t>
+      </w:r>
+    </w:p>
+    <w:p>
+      <w:pPr>
+        <w:pStyle w:val="SemEspaamento"/>
+        <w:numPr>
+          <w:ilvl w:val="0"/>
+          <w:numId w:val="5"/>
+        </w:numPr>
+      </w:pPr>
+      <w:r>
+        <w:t>log_min_duration_statement = 500ms: regista queries que demoram mais de 0,5s, útil para tuning.</w:t>
+      </w:r>
+    </w:p>
+    <w:p>
+      <w:pPr>
+        <w:pStyle w:val="SemEspaamento"/>
+        <w:numPr>
+          <w:ilvl w:val="0"/>
+          <w:numId w:val="5"/>
+        </w:numPr>
+      </w:pPr>
+      <w:r>
+        <w:t>log_line_prefix: inclui timestamp, PID, utilizador, BD e IP—facilita análise.</w:t>
+      </w:r>
+    </w:p>
+    <w:p>
+      <w:pPr>
+        <w:pStyle w:val="SemEspaamento"/>
+        <w:rPr>
+          <w:b/>
+          <w:bCs/>
+        </w:rPr>
+      </w:pPr>
+    </w:p>
+    <w:p>
+      <w:pPr>
+        <w:pStyle w:val="SemEspaamento"/>
+        <w:rPr>
+          <w:b/>
+          <w:bCs/>
+        </w:rPr>
+      </w:pPr>
+    </w:p>
+    <w:p>
+      <w:pPr>
+        <w:pStyle w:val="SemEspaamento"/>
+        <w:rPr>
+          <w:b/>
+          <w:bCs/>
+        </w:rPr>
+      </w:pPr>
+      <w:r>
+        <w:rPr>
+          <w:b/>
+          <w:bCs/>
+        </w:rPr>
+        <w:t>Definir máximo de 60 conexões simultâneas</w:t>
+      </w:r>
+      <w:r>
+        <w:rPr>
+          <w:b/>
+          <w:bCs/>
+        </w:rPr>
+        <w:t>:</w:t>
+      </w:r>
+    </w:p>
+    <w:p>
+      <w:pPr>
+        <w:pStyle w:val="SemEspaamento"/>
+      </w:pPr>
+      <w:r>
+        <w:t xml:space="preserve">Para </w:t>
+      </w:r>
+      <w:r>
+        <w:t xml:space="preserve">definir </w:t>
+      </w:r>
+      <w:r>
+        <w:t xml:space="preserve">o </w:t>
+      </w:r>
+      <w:r>
+        <w:t>máximo de conexões simultâneas</w:t>
+      </w:r>
+      <w:r>
+        <w:t xml:space="preserve"> para </w:t>
+      </w:r>
+      <w:r>
+        <w:t>60</w:t>
+      </w:r>
+      <w:r>
+        <w:t xml:space="preserve"> devemos navegar ate:</w:t>
+      </w:r>
+    </w:p>
+    <w:p>
+      <w:pPr>
+        <w:pStyle w:val="SemEspaamento"/>
+      </w:pPr>
+      <w:r>
+        <w:t>C:\Program Files\PostgreSQL\18\data</w:t>
+      </w:r>
+      <w:r>
+        <w:t xml:space="preserve"> e alterar o arquivo de configuração postgresql.conf, localizaremos onde esta o parâmetro: “</w:t>
+      </w:r>
+      <w:r>
+        <w:t xml:space="preserve">max_connections = </w:t>
+      </w:r>
+      <w:r>
+        <w:t>“, vem por padrão de até 100 conexões simultâneas, alteraremos conforme nossa necessidade, nesse caso definiremos para 60 conexões em simultâneo.</w:t>
+      </w:r>
+    </w:p>
+    <w:p>
+      <w:pPr>
+        <w:pStyle w:val="SemEspaamento"/>
+        <w:rPr>
+          <w:b/>
+          <w:bCs/>
+        </w:rPr>
+      </w:pPr>
+    </w:p>
+    <w:p>
+      <w:pPr>
+        <w:pStyle w:val="SemEspaamento"/>
+        <w:rPr>
+          <w:b/>
+          <w:bCs/>
+        </w:rPr>
+      </w:pPr>
+      <w:r>
+        <w:rPr>
+          <w:b/>
+          <w:bCs/>
+        </w:rPr>
+        <w:lastRenderedPageBreak/>
+        <w:drawing>
+          <wp:inline distT="0" distB="0" distL="0" distR="0" wp14:anchorId="6060A361" wp14:editId="039031B1">
+            <wp:extent cx="5400040" cy="2383155"/>
+            <wp:effectExtent l="0" t="0" r="0" b="0"/>
+            <wp:docPr id="48115169" name="Imagem 1"/>
+            <wp:cNvGraphicFramePr>
+              <a:graphicFrameLocks xmlns:a="http://schemas.openxmlformats.org/drawingml/2006/main" noChangeAspect="1"/>
+            </wp:cNvGraphicFramePr>
+            <a:graphic xmlns:a="http://schemas.openxmlformats.org/drawingml/2006/main">
+              <a:graphicData uri="http://schemas.openxmlformats.org/drawingml/2006/picture">
+                <pic:pic xmlns:pic="http://schemas.openxmlformats.org/drawingml/2006/picture">
+                  <pic:nvPicPr>
+                    <pic:cNvPr id="48115169" name=""/>
+                    <pic:cNvPicPr/>
+                  </pic:nvPicPr>
+                  <pic:blipFill>
+                    <a:blip r:embed="rId21"/>
+                    <a:stretch>
+                      <a:fillRect/>
+                    </a:stretch>
+                  </pic:blipFill>
+                  <pic:spPr>
+                    <a:xfrm>
+                      <a:off x="0" y="0"/>
+                      <a:ext cx="5400040" cy="2383155"/>
+                    </a:xfrm>
+                    <a:prstGeom prst="rect">
+                      <a:avLst/>
+                    </a:prstGeom>
+                  </pic:spPr>
+                </pic:pic>
+              </a:graphicData>
+            </a:graphic>
+          </wp:inline>
+        </w:drawing>
+      </w:r>
+    </w:p>
+    <w:p>
+      <w:pPr>
+        <w:pStyle w:val="SemEspaamento"/>
+        <w:jc w:val="center"/>
+        <w:rPr>
+          <w:b/>
+          <w:bCs/>
+        </w:rPr>
+      </w:pPr>
       <w:r>
         <w:rPr>
           <w:b/>
@@ -1080,21 +1743,964 @@
           <w:b/>
           <w:bCs/>
         </w:rPr>
-        <w:t>Ajustar parâmetros de desempenho.</w:t>
-      </w:r>
-    </w:p>
-    <w:p>
-      <w:pPr>
-        <w:pStyle w:val="SemEspaamento"/>
-        <w:rPr>
-          <w:b/>
-          <w:bCs/>
-        </w:rPr>
-      </w:pPr>
-    </w:p>
-    <w:p/>
+        <w:t>Ajustar parâmetros de desempenho</w:t>
+      </w:r>
+    </w:p>
+    <w:p>
+      <w:pPr>
+        <w:pStyle w:val="SemEspaamento"/>
+        <w:rPr>
+          <w:b/>
+          <w:bCs/>
+        </w:rPr>
+      </w:pPr>
+    </w:p>
+    <w:p>
+      <w:pPr>
+        <w:pStyle w:val="SemEspaamento"/>
+      </w:pPr>
+      <w:r>
+        <w:rPr>
+          <w:b/>
+          <w:bCs/>
+        </w:rPr>
+        <w:t>effective_io_concurrency / maintenance_io_concurrency:</w:t>
+      </w:r>
+      <w:r>
+        <w:t xml:space="preserve"> </w:t>
+      </w:r>
+    </w:p>
+    <w:p>
+      <w:pPr>
+        <w:pStyle w:val="SemEspaamento"/>
+      </w:pPr>
+      <w:r>
+        <w:t>M</w:t>
+      </w:r>
+      <w:r>
+        <w:t>elhoram desempenho de operações de I/O (scans, VACUUM) em discos rápidos.</w:t>
+      </w:r>
+    </w:p>
+    <w:p>
+      <w:pPr>
+        <w:pStyle w:val="SemEspaamento"/>
+      </w:pPr>
+      <w:r>
+        <w:t>effective_io_concurrency = 200</w:t>
+      </w:r>
+    </w:p>
+    <w:p>
+      <w:pPr>
+        <w:pStyle w:val="SemEspaamento"/>
+      </w:pPr>
+      <w:r>
+        <w:t>maintenance_io_concurrency = 200</w:t>
+      </w:r>
+    </w:p>
+    <w:p>
+      <w:pPr>
+        <w:pStyle w:val="SemEspaamento"/>
+      </w:pPr>
+    </w:p>
+    <w:p>
+      <w:pPr>
+        <w:pStyle w:val="SemEspaamento"/>
+      </w:pPr>
+      <w:r>
+        <w:drawing>
+          <wp:inline distT="0" distB="0" distL="0" distR="0" wp14:anchorId="3931FB79" wp14:editId="149A15EE">
+            <wp:extent cx="5400040" cy="1826895"/>
+            <wp:effectExtent l="0" t="0" r="0" b="1905"/>
+            <wp:docPr id="1064835044" name="Imagem 1"/>
+            <wp:cNvGraphicFramePr>
+              <a:graphicFrameLocks xmlns:a="http://schemas.openxmlformats.org/drawingml/2006/main" noChangeAspect="1"/>
+            </wp:cNvGraphicFramePr>
+            <a:graphic xmlns:a="http://schemas.openxmlformats.org/drawingml/2006/main">
+              <a:graphicData uri="http://schemas.openxmlformats.org/drawingml/2006/picture">
+                <pic:pic xmlns:pic="http://schemas.openxmlformats.org/drawingml/2006/picture">
+                  <pic:nvPicPr>
+                    <pic:cNvPr id="1064835044" name=""/>
+                    <pic:cNvPicPr/>
+                  </pic:nvPicPr>
+                  <pic:blipFill>
+                    <a:blip r:embed="rId22"/>
+                    <a:stretch>
+                      <a:fillRect/>
+                    </a:stretch>
+                  </pic:blipFill>
+                  <pic:spPr>
+                    <a:xfrm>
+                      <a:off x="0" y="0"/>
+                      <a:ext cx="5400040" cy="1826895"/>
+                    </a:xfrm>
+                    <a:prstGeom prst="rect">
+                      <a:avLst/>
+                    </a:prstGeom>
+                  </pic:spPr>
+                </pic:pic>
+              </a:graphicData>
+            </a:graphic>
+          </wp:inline>
+        </w:drawing>
+      </w:r>
+    </w:p>
+    <w:p>
+      <w:pPr>
+        <w:pStyle w:val="SemEspaamento"/>
+      </w:pPr>
+    </w:p>
+    <w:p>
+      <w:pPr>
+        <w:pStyle w:val="SemEspaamento"/>
+      </w:pPr>
+      <w:r>
+        <w:t>Checkpoints / WAL</w:t>
+      </w:r>
+    </w:p>
+    <w:p>
+      <w:pPr>
+        <w:pStyle w:val="SemEspaamento"/>
+      </w:pPr>
+      <w:r>
+        <w:t>max_wal_size:</w:t>
+      </w:r>
+      <w:r>
+        <w:t xml:space="preserve"> reduz frequência de checkpoints, diminuindo picos de I/O.</w:t>
+      </w:r>
+    </w:p>
+    <w:p>
+      <w:pPr>
+        <w:pStyle w:val="SemEspaamento"/>
+      </w:pPr>
+      <w:r>
+        <w:t>checkpoint_timeout = 15min</w:t>
+      </w:r>
+    </w:p>
+    <w:p>
+      <w:pPr>
+        <w:pStyle w:val="SemEspaamento"/>
+      </w:pPr>
+      <w:r>
+        <w:t>max_wal_size = 2GB</w:t>
+      </w:r>
+    </w:p>
+    <w:p>
+      <w:pPr>
+        <w:pStyle w:val="SemEspaamento"/>
+      </w:pPr>
+      <w:r>
+        <w:t>min_wal_size = 512MB</w:t>
+      </w:r>
+    </w:p>
+    <w:p>
+      <w:pPr>
+        <w:pStyle w:val="SemEspaamento"/>
+      </w:pPr>
+    </w:p>
+    <w:p>
+      <w:pPr>
+        <w:pStyle w:val="SemEspaamento"/>
+      </w:pPr>
+      <w:r>
+        <w:lastRenderedPageBreak/>
+        <w:drawing>
+          <wp:inline distT="0" distB="0" distL="0" distR="0" wp14:anchorId="40235F1B" wp14:editId="3BDDA875">
+            <wp:extent cx="5400040" cy="2347595"/>
+            <wp:effectExtent l="0" t="0" r="0" b="0"/>
+            <wp:docPr id="1267019260" name="Imagem 1"/>
+            <wp:cNvGraphicFramePr>
+              <a:graphicFrameLocks xmlns:a="http://schemas.openxmlformats.org/drawingml/2006/main" noChangeAspect="1"/>
+            </wp:cNvGraphicFramePr>
+            <a:graphic xmlns:a="http://schemas.openxmlformats.org/drawingml/2006/main">
+              <a:graphicData uri="http://schemas.openxmlformats.org/drawingml/2006/picture">
+                <pic:pic xmlns:pic="http://schemas.openxmlformats.org/drawingml/2006/picture">
+                  <pic:nvPicPr>
+                    <pic:cNvPr id="1267019260" name=""/>
+                    <pic:cNvPicPr/>
+                  </pic:nvPicPr>
+                  <pic:blipFill>
+                    <a:blip r:embed="rId23"/>
+                    <a:stretch>
+                      <a:fillRect/>
+                    </a:stretch>
+                  </pic:blipFill>
+                  <pic:spPr>
+                    <a:xfrm>
+                      <a:off x="0" y="0"/>
+                      <a:ext cx="5400040" cy="2347595"/>
+                    </a:xfrm>
+                    <a:prstGeom prst="rect">
+                      <a:avLst/>
+                    </a:prstGeom>
+                  </pic:spPr>
+                </pic:pic>
+              </a:graphicData>
+            </a:graphic>
+          </wp:inline>
+        </w:drawing>
+      </w:r>
+    </w:p>
+    <w:p>
+      <w:pPr>
+        <w:pStyle w:val="SemEspaamento"/>
+      </w:pPr>
+    </w:p>
+    <w:p>
+      <w:pPr>
+        <w:pStyle w:val="SemEspaamento"/>
+        <w:rPr>
+          <w:b/>
+          <w:bCs/>
+        </w:rPr>
+      </w:pPr>
+      <w:r>
+        <w:t>Paralelismo</w:t>
+      </w:r>
+      <w:r>
+        <w:t>:</w:t>
+      </w:r>
+    </w:p>
+    <w:p>
+      <w:pPr>
+        <w:pStyle w:val="SemEspaamento"/>
+      </w:pPr>
+      <w:r>
+        <w:t>usa vários workers para queries grandes sem saturar CPU da VM.</w:t>
+      </w:r>
+    </w:p>
+    <w:p>
+      <w:pPr>
+        <w:pStyle w:val="SemEspaamento"/>
+      </w:pPr>
+    </w:p>
+    <w:p>
+      <w:pPr>
+        <w:pStyle w:val="SemEspaamento"/>
+      </w:pPr>
+      <w:r>
+        <w:t>max_parallel_workers = 4</w:t>
+      </w:r>
+    </w:p>
+    <w:p>
+      <w:pPr>
+        <w:pStyle w:val="SemEspaamento"/>
+      </w:pPr>
+      <w:r>
+        <w:t>max_parallel_workers_per_gather = 2</w:t>
+      </w:r>
+    </w:p>
+    <w:p>
+      <w:pPr>
+        <w:pStyle w:val="SemEspaamento"/>
+      </w:pPr>
+    </w:p>
+    <w:p>
+      <w:pPr>
+        <w:pStyle w:val="SemEspaamento"/>
+      </w:pPr>
+      <w:r>
+        <w:drawing>
+          <wp:inline distT="0" distB="0" distL="0" distR="0" wp14:anchorId="330A3F97" wp14:editId="180B21BD">
+            <wp:extent cx="5400040" cy="1701165"/>
+            <wp:effectExtent l="0" t="0" r="0" b="0"/>
+            <wp:docPr id="433304660" name="Imagem 1"/>
+            <wp:cNvGraphicFramePr>
+              <a:graphicFrameLocks xmlns:a="http://schemas.openxmlformats.org/drawingml/2006/main" noChangeAspect="1"/>
+            </wp:cNvGraphicFramePr>
+            <a:graphic xmlns:a="http://schemas.openxmlformats.org/drawingml/2006/main">
+              <a:graphicData uri="http://schemas.openxmlformats.org/drawingml/2006/picture">
+                <pic:pic xmlns:pic="http://schemas.openxmlformats.org/drawingml/2006/picture">
+                  <pic:nvPicPr>
+                    <pic:cNvPr id="433304660" name=""/>
+                    <pic:cNvPicPr/>
+                  </pic:nvPicPr>
+                  <pic:blipFill>
+                    <a:blip r:embed="rId24"/>
+                    <a:stretch>
+                      <a:fillRect/>
+                    </a:stretch>
+                  </pic:blipFill>
+                  <pic:spPr>
+                    <a:xfrm>
+                      <a:off x="0" y="0"/>
+                      <a:ext cx="5400040" cy="1701165"/>
+                    </a:xfrm>
+                    <a:prstGeom prst="rect">
+                      <a:avLst/>
+                    </a:prstGeom>
+                  </pic:spPr>
+                </pic:pic>
+              </a:graphicData>
+            </a:graphic>
+          </wp:inline>
+        </w:drawing>
+      </w:r>
+    </w:p>
+    <w:p>
+      <w:pPr>
+        <w:pStyle w:val="SemEspaamento"/>
+        <w:rPr>
+          <w:b/>
+          <w:bCs/>
+        </w:rPr>
+      </w:pPr>
+    </w:p>
+    <w:p>
+      <w:pPr>
+        <w:rPr>
+          <w:b/>
+          <w:bCs/>
+        </w:rPr>
+      </w:pPr>
+      <w:r>
+        <w:rPr>
+          <w:b/>
+          <w:bCs/>
+        </w:rPr>
+        <w:t>Reiniciar o serviço PostgreSQL</w:t>
+      </w:r>
+    </w:p>
+    <w:p>
+      <w:r>
+        <w:t>Depois de editar postgresql.conf:</w:t>
+      </w:r>
+    </w:p>
+    <w:p>
+      <w:pPr>
+        <w:numPr>
+          <w:ilvl w:val="0"/>
+          <w:numId w:val="6"/>
+        </w:numPr>
+      </w:pPr>
+      <w:r>
+        <w:t xml:space="preserve">Abrir </w:t>
+      </w:r>
+      <w:r>
+        <w:rPr>
+          <w:b/>
+          <w:bCs/>
+        </w:rPr>
+        <w:t>Serviços</w:t>
+      </w:r>
+      <w:r>
+        <w:t xml:space="preserve"> no Windows (services.msc).</w:t>
+      </w:r>
+    </w:p>
+    <w:p>
+      <w:pPr>
+        <w:numPr>
+          <w:ilvl w:val="0"/>
+          <w:numId w:val="6"/>
+        </w:numPr>
+      </w:pPr>
+      <w:r>
+        <w:t xml:space="preserve">Procurar </w:t>
+      </w:r>
+      <w:r>
+        <w:rPr>
+          <w:b/>
+          <w:bCs/>
+        </w:rPr>
+        <w:t>PostgreSQL 18</w:t>
+      </w:r>
+      <w:r>
+        <w:t>.</w:t>
+      </w:r>
+    </w:p>
+    <w:p>
+      <w:pPr>
+        <w:numPr>
+          <w:ilvl w:val="0"/>
+          <w:numId w:val="6"/>
+        </w:numPr>
+      </w:pPr>
+      <w:r>
+        <w:rPr>
+          <w:b/>
+          <w:bCs/>
+        </w:rPr>
+        <w:t>Reiniciar</w:t>
+      </w:r>
+      <w:r>
+        <w:t xml:space="preserve"> o serviço.</w:t>
+      </w:r>
+    </w:p>
+    <w:p>
+      <w:pPr>
+        <w:rPr>
+          <w:b/>
+          <w:bCs/>
+        </w:rPr>
+      </w:pPr>
+      <w:r>
+        <w:rPr>
+          <w:b/>
+          <w:bCs/>
+        </w:rPr>
+        <w:t>Validar configurações via SQL</w:t>
+      </w:r>
+    </w:p>
+    <w:p>
+      <w:r>
+        <w:t>Liga-te ao PostgreSQL (psql, DBeaver, pgAdmin) e executa:</w:t>
+      </w:r>
+    </w:p>
+    <w:p>
+      <w:pPr>
+        <w:pStyle w:val="SemEspaamento"/>
+        <w:ind w:left="0" w:firstLine="0"/>
+      </w:pPr>
+      <w:r>
+        <w:t>SHOW shared_buffers;</w:t>
+      </w:r>
+    </w:p>
+    <w:p>
+      <w:pPr>
+        <w:pStyle w:val="SemEspaamento"/>
+      </w:pPr>
+      <w:r>
+        <w:lastRenderedPageBreak/>
+        <w:drawing>
+          <wp:inline distT="0" distB="0" distL="0" distR="0" wp14:anchorId="32AEA0C9" wp14:editId="43C343AC">
+            <wp:extent cx="5400040" cy="1494155"/>
+            <wp:effectExtent l="0" t="0" r="0" b="0"/>
+            <wp:docPr id="1038101086" name="Imagem 1"/>
+            <wp:cNvGraphicFramePr>
+              <a:graphicFrameLocks xmlns:a="http://schemas.openxmlformats.org/drawingml/2006/main" noChangeAspect="1"/>
+            </wp:cNvGraphicFramePr>
+            <a:graphic xmlns:a="http://schemas.openxmlformats.org/drawingml/2006/main">
+              <a:graphicData uri="http://schemas.openxmlformats.org/drawingml/2006/picture">
+                <pic:pic xmlns:pic="http://schemas.openxmlformats.org/drawingml/2006/picture">
+                  <pic:nvPicPr>
+                    <pic:cNvPr id="1038101086" name=""/>
+                    <pic:cNvPicPr/>
+                  </pic:nvPicPr>
+                  <pic:blipFill>
+                    <a:blip r:embed="rId25"/>
+                    <a:stretch>
+                      <a:fillRect/>
+                    </a:stretch>
+                  </pic:blipFill>
+                  <pic:spPr>
+                    <a:xfrm>
+                      <a:off x="0" y="0"/>
+                      <a:ext cx="5400040" cy="1494155"/>
+                    </a:xfrm>
+                    <a:prstGeom prst="rect">
+                      <a:avLst/>
+                    </a:prstGeom>
+                  </pic:spPr>
+                </pic:pic>
+              </a:graphicData>
+            </a:graphic>
+          </wp:inline>
+        </w:drawing>
+      </w:r>
+    </w:p>
+    <w:p>
+      <w:pPr>
+        <w:pStyle w:val="SemEspaamento"/>
+      </w:pPr>
+      <w:r>
+        <w:t>SHOW work_mem;</w:t>
+      </w:r>
+    </w:p>
+    <w:p>
+      <w:pPr>
+        <w:pStyle w:val="SemEspaamento"/>
+      </w:pPr>
+      <w:r>
+        <w:drawing>
+          <wp:inline distT="0" distB="0" distL="0" distR="0" wp14:anchorId="37AF65A1" wp14:editId="2B4C77AB">
+            <wp:extent cx="5400040" cy="1539875"/>
+            <wp:effectExtent l="0" t="0" r="0" b="3175"/>
+            <wp:docPr id="572121946" name="Imagem 1"/>
+            <wp:cNvGraphicFramePr>
+              <a:graphicFrameLocks xmlns:a="http://schemas.openxmlformats.org/drawingml/2006/main" noChangeAspect="1"/>
+            </wp:cNvGraphicFramePr>
+            <a:graphic xmlns:a="http://schemas.openxmlformats.org/drawingml/2006/main">
+              <a:graphicData uri="http://schemas.openxmlformats.org/drawingml/2006/picture">
+                <pic:pic xmlns:pic="http://schemas.openxmlformats.org/drawingml/2006/picture">
+                  <pic:nvPicPr>
+                    <pic:cNvPr id="572121946" name=""/>
+                    <pic:cNvPicPr/>
+                  </pic:nvPicPr>
+                  <pic:blipFill>
+                    <a:blip r:embed="rId26"/>
+                    <a:stretch>
+                      <a:fillRect/>
+                    </a:stretch>
+                  </pic:blipFill>
+                  <pic:spPr>
+                    <a:xfrm>
+                      <a:off x="0" y="0"/>
+                      <a:ext cx="5400040" cy="1539875"/>
+                    </a:xfrm>
+                    <a:prstGeom prst="rect">
+                      <a:avLst/>
+                    </a:prstGeom>
+                  </pic:spPr>
+                </pic:pic>
+              </a:graphicData>
+            </a:graphic>
+          </wp:inline>
+        </w:drawing>
+      </w:r>
+    </w:p>
+    <w:p>
+      <w:pPr>
+        <w:pStyle w:val="SemEspaamento"/>
+      </w:pPr>
+      <w:r>
+        <w:t>SHOW maintenance_work_mem;</w:t>
+      </w:r>
+    </w:p>
+    <w:p>
+      <w:pPr>
+        <w:pStyle w:val="SemEspaamento"/>
+      </w:pPr>
+      <w:r>
+        <w:drawing>
+          <wp:inline distT="0" distB="0" distL="0" distR="0" wp14:anchorId="6DFA16A6" wp14:editId="3BE93F47">
+            <wp:extent cx="5400040" cy="1523365"/>
+            <wp:effectExtent l="0" t="0" r="0" b="635"/>
+            <wp:docPr id="1510775628" name="Imagem 1"/>
+            <wp:cNvGraphicFramePr>
+              <a:graphicFrameLocks xmlns:a="http://schemas.openxmlformats.org/drawingml/2006/main" noChangeAspect="1"/>
+            </wp:cNvGraphicFramePr>
+            <a:graphic xmlns:a="http://schemas.openxmlformats.org/drawingml/2006/main">
+              <a:graphicData uri="http://schemas.openxmlformats.org/drawingml/2006/picture">
+                <pic:pic xmlns:pic="http://schemas.openxmlformats.org/drawingml/2006/picture">
+                  <pic:nvPicPr>
+                    <pic:cNvPr id="1510775628" name=""/>
+                    <pic:cNvPicPr/>
+                  </pic:nvPicPr>
+                  <pic:blipFill>
+                    <a:blip r:embed="rId27"/>
+                    <a:stretch>
+                      <a:fillRect/>
+                    </a:stretch>
+                  </pic:blipFill>
+                  <pic:spPr>
+                    <a:xfrm>
+                      <a:off x="0" y="0"/>
+                      <a:ext cx="5400040" cy="1523365"/>
+                    </a:xfrm>
+                    <a:prstGeom prst="rect">
+                      <a:avLst/>
+                    </a:prstGeom>
+                  </pic:spPr>
+                </pic:pic>
+              </a:graphicData>
+            </a:graphic>
+          </wp:inline>
+        </w:drawing>
+      </w:r>
+    </w:p>
+    <w:p>
+      <w:pPr>
+        <w:pStyle w:val="SemEspaamento"/>
+      </w:pPr>
+      <w:r>
+        <w:t>SHOW effective_cache_size;</w:t>
+      </w:r>
+    </w:p>
+    <w:p>
+      <w:pPr>
+        <w:pStyle w:val="SemEspaamento"/>
+      </w:pPr>
+      <w:r>
+        <w:drawing>
+          <wp:inline distT="0" distB="0" distL="0" distR="0" wp14:anchorId="55DBD87C" wp14:editId="2D2B0222">
+            <wp:extent cx="5400040" cy="1492250"/>
+            <wp:effectExtent l="0" t="0" r="0" b="0"/>
+            <wp:docPr id="885611670" name="Imagem 1"/>
+            <wp:cNvGraphicFramePr>
+              <a:graphicFrameLocks xmlns:a="http://schemas.openxmlformats.org/drawingml/2006/main" noChangeAspect="1"/>
+            </wp:cNvGraphicFramePr>
+            <a:graphic xmlns:a="http://schemas.openxmlformats.org/drawingml/2006/main">
+              <a:graphicData uri="http://schemas.openxmlformats.org/drawingml/2006/picture">
+                <pic:pic xmlns:pic="http://schemas.openxmlformats.org/drawingml/2006/picture">
+                  <pic:nvPicPr>
+                    <pic:cNvPr id="885611670" name=""/>
+                    <pic:cNvPicPr/>
+                  </pic:nvPicPr>
+                  <pic:blipFill>
+                    <a:blip r:embed="rId28"/>
+                    <a:stretch>
+                      <a:fillRect/>
+                    </a:stretch>
+                  </pic:blipFill>
+                  <pic:spPr>
+                    <a:xfrm>
+                      <a:off x="0" y="0"/>
+                      <a:ext cx="5400040" cy="1492250"/>
+                    </a:xfrm>
+                    <a:prstGeom prst="rect">
+                      <a:avLst/>
+                    </a:prstGeom>
+                  </pic:spPr>
+                </pic:pic>
+              </a:graphicData>
+            </a:graphic>
+          </wp:inline>
+        </w:drawing>
+      </w:r>
+    </w:p>
+    <w:p>
+      <w:pPr>
+        <w:pStyle w:val="SemEspaamento"/>
+      </w:pPr>
+      <w:r>
+        <w:t>SHOW max_connections;</w:t>
+      </w:r>
+    </w:p>
+    <w:p>
+      <w:pPr>
+        <w:pStyle w:val="SemEspaamento"/>
+      </w:pPr>
+      <w:r>
+        <w:drawing>
+          <wp:inline distT="0" distB="0" distL="0" distR="0" wp14:anchorId="0772A0D3" wp14:editId="542E3987">
+            <wp:extent cx="5400040" cy="1517015"/>
+            <wp:effectExtent l="0" t="0" r="0" b="6985"/>
+            <wp:docPr id="1833138054" name="Imagem 1"/>
+            <wp:cNvGraphicFramePr>
+              <a:graphicFrameLocks xmlns:a="http://schemas.openxmlformats.org/drawingml/2006/main" noChangeAspect="1"/>
+            </wp:cNvGraphicFramePr>
+            <a:graphic xmlns:a="http://schemas.openxmlformats.org/drawingml/2006/main">
+              <a:graphicData uri="http://schemas.openxmlformats.org/drawingml/2006/picture">
+                <pic:pic xmlns:pic="http://schemas.openxmlformats.org/drawingml/2006/picture">
+                  <pic:nvPicPr>
+                    <pic:cNvPr id="1833138054" name=""/>
+                    <pic:cNvPicPr/>
+                  </pic:nvPicPr>
+                  <pic:blipFill>
+                    <a:blip r:embed="rId29"/>
+                    <a:stretch>
+                      <a:fillRect/>
+                    </a:stretch>
+                  </pic:blipFill>
+                  <pic:spPr>
+                    <a:xfrm>
+                      <a:off x="0" y="0"/>
+                      <a:ext cx="5400040" cy="1517015"/>
+                    </a:xfrm>
+                    <a:prstGeom prst="rect">
+                      <a:avLst/>
+                    </a:prstGeom>
+                  </pic:spPr>
+                </pic:pic>
+              </a:graphicData>
+            </a:graphic>
+          </wp:inline>
+        </w:drawing>
+      </w:r>
+    </w:p>
+    <w:p>
+      <w:pPr>
+        <w:pStyle w:val="SemEspaamento"/>
+      </w:pPr>
+      <w:r>
+        <w:lastRenderedPageBreak/>
+        <w:t>SHOW logging_collector;</w:t>
+      </w:r>
+    </w:p>
+    <w:p>
+      <w:pPr>
+        <w:pStyle w:val="SemEspaamento"/>
+      </w:pPr>
+      <w:r>
+        <w:drawing>
+          <wp:inline distT="0" distB="0" distL="0" distR="0" wp14:anchorId="24AB7AED" wp14:editId="62624F4C">
+            <wp:extent cx="5400040" cy="1419860"/>
+            <wp:effectExtent l="0" t="0" r="0" b="8890"/>
+            <wp:docPr id="80951127" name="Imagem 1"/>
+            <wp:cNvGraphicFramePr>
+              <a:graphicFrameLocks xmlns:a="http://schemas.openxmlformats.org/drawingml/2006/main" noChangeAspect="1"/>
+            </wp:cNvGraphicFramePr>
+            <a:graphic xmlns:a="http://schemas.openxmlformats.org/drawingml/2006/main">
+              <a:graphicData uri="http://schemas.openxmlformats.org/drawingml/2006/picture">
+                <pic:pic xmlns:pic="http://schemas.openxmlformats.org/drawingml/2006/picture">
+                  <pic:nvPicPr>
+                    <pic:cNvPr id="80951127" name=""/>
+                    <pic:cNvPicPr/>
+                  </pic:nvPicPr>
+                  <pic:blipFill>
+                    <a:blip r:embed="rId30"/>
+                    <a:stretch>
+                      <a:fillRect/>
+                    </a:stretch>
+                  </pic:blipFill>
+                  <pic:spPr>
+                    <a:xfrm>
+                      <a:off x="0" y="0"/>
+                      <a:ext cx="5400040" cy="1419860"/>
+                    </a:xfrm>
+                    <a:prstGeom prst="rect">
+                      <a:avLst/>
+                    </a:prstGeom>
+                  </pic:spPr>
+                </pic:pic>
+              </a:graphicData>
+            </a:graphic>
+          </wp:inline>
+        </w:drawing>
+      </w:r>
+    </w:p>
+    <w:p>
+      <w:pPr>
+        <w:pStyle w:val="SemEspaamento"/>
+      </w:pPr>
+      <w:r>
+        <w:t>SHOW log_directory;</w:t>
+      </w:r>
+    </w:p>
+    <w:p>
+      <w:pPr>
+        <w:pStyle w:val="SemEspaamento"/>
+      </w:pPr>
+      <w:r>
+        <w:drawing>
+          <wp:inline distT="0" distB="0" distL="0" distR="0" wp14:anchorId="36DA0F8E" wp14:editId="004D9AC0">
+            <wp:extent cx="5400040" cy="1602740"/>
+            <wp:effectExtent l="0" t="0" r="0" b="0"/>
+            <wp:docPr id="38760365" name="Imagem 1"/>
+            <wp:cNvGraphicFramePr>
+              <a:graphicFrameLocks xmlns:a="http://schemas.openxmlformats.org/drawingml/2006/main" noChangeAspect="1"/>
+            </wp:cNvGraphicFramePr>
+            <a:graphic xmlns:a="http://schemas.openxmlformats.org/drawingml/2006/main">
+              <a:graphicData uri="http://schemas.openxmlformats.org/drawingml/2006/picture">
+                <pic:pic xmlns:pic="http://schemas.openxmlformats.org/drawingml/2006/picture">
+                  <pic:nvPicPr>
+                    <pic:cNvPr id="38760365" name=""/>
+                    <pic:cNvPicPr/>
+                  </pic:nvPicPr>
+                  <pic:blipFill>
+                    <a:blip r:embed="rId31"/>
+                    <a:stretch>
+                      <a:fillRect/>
+                    </a:stretch>
+                  </pic:blipFill>
+                  <pic:spPr>
+                    <a:xfrm>
+                      <a:off x="0" y="0"/>
+                      <a:ext cx="5400040" cy="1602740"/>
+                    </a:xfrm>
+                    <a:prstGeom prst="rect">
+                      <a:avLst/>
+                    </a:prstGeom>
+                  </pic:spPr>
+                </pic:pic>
+              </a:graphicData>
+            </a:graphic>
+          </wp:inline>
+        </w:drawing>
+      </w:r>
+    </w:p>
+    <w:p>
+      <w:pPr>
+        <w:pStyle w:val="SemEspaamento"/>
+      </w:pPr>
+      <w:r>
+        <w:t>SHOW log_min_duration_statement;</w:t>
+      </w:r>
+    </w:p>
+    <w:p>
+      <w:pPr>
+        <w:pStyle w:val="SemEspaamento"/>
+      </w:pPr>
+      <w:r>
+        <w:drawing>
+          <wp:inline distT="0" distB="0" distL="0" distR="0" wp14:anchorId="3901CDA7" wp14:editId="0EBBDBB7">
+            <wp:extent cx="5400040" cy="1675130"/>
+            <wp:effectExtent l="0" t="0" r="0" b="1270"/>
+            <wp:docPr id="1532964710" name="Imagem 1"/>
+            <wp:cNvGraphicFramePr>
+              <a:graphicFrameLocks xmlns:a="http://schemas.openxmlformats.org/drawingml/2006/main" noChangeAspect="1"/>
+            </wp:cNvGraphicFramePr>
+            <a:graphic xmlns:a="http://schemas.openxmlformats.org/drawingml/2006/main">
+              <a:graphicData uri="http://schemas.openxmlformats.org/drawingml/2006/picture">
+                <pic:pic xmlns:pic="http://schemas.openxmlformats.org/drawingml/2006/picture">
+                  <pic:nvPicPr>
+                    <pic:cNvPr id="1532964710" name=""/>
+                    <pic:cNvPicPr/>
+                  </pic:nvPicPr>
+                  <pic:blipFill>
+                    <a:blip r:embed="rId32"/>
+                    <a:stretch>
+                      <a:fillRect/>
+                    </a:stretch>
+                  </pic:blipFill>
+                  <pic:spPr>
+                    <a:xfrm>
+                      <a:off x="0" y="0"/>
+                      <a:ext cx="5400040" cy="1675130"/>
+                    </a:xfrm>
+                    <a:prstGeom prst="rect">
+                      <a:avLst/>
+                    </a:prstGeom>
+                  </pic:spPr>
+                </pic:pic>
+              </a:graphicData>
+            </a:graphic>
+          </wp:inline>
+        </w:drawing>
+      </w:r>
+    </w:p>
+    <w:p>
+      <w:pPr>
+        <w:pStyle w:val="SemEspaamento"/>
+      </w:pPr>
+      <w:r>
+        <w:t>SHOW max_wal_size;</w:t>
+      </w:r>
+    </w:p>
+    <w:p>
+      <w:pPr>
+        <w:pStyle w:val="SemEspaamento"/>
+      </w:pPr>
+      <w:r>
+        <w:drawing>
+          <wp:inline distT="0" distB="0" distL="0" distR="0" wp14:anchorId="7A5B9015" wp14:editId="6CCD76B2">
+            <wp:extent cx="5400040" cy="1492885"/>
+            <wp:effectExtent l="0" t="0" r="0" b="0"/>
+            <wp:docPr id="1262041598" name="Imagem 1"/>
+            <wp:cNvGraphicFramePr>
+              <a:graphicFrameLocks xmlns:a="http://schemas.openxmlformats.org/drawingml/2006/main" noChangeAspect="1"/>
+            </wp:cNvGraphicFramePr>
+            <a:graphic xmlns:a="http://schemas.openxmlformats.org/drawingml/2006/main">
+              <a:graphicData uri="http://schemas.openxmlformats.org/drawingml/2006/picture">
+                <pic:pic xmlns:pic="http://schemas.openxmlformats.org/drawingml/2006/picture">
+                  <pic:nvPicPr>
+                    <pic:cNvPr id="1262041598" name=""/>
+                    <pic:cNvPicPr/>
+                  </pic:nvPicPr>
+                  <pic:blipFill>
+                    <a:blip r:embed="rId33"/>
+                    <a:stretch>
+                      <a:fillRect/>
+                    </a:stretch>
+                  </pic:blipFill>
+                  <pic:spPr>
+                    <a:xfrm>
+                      <a:off x="0" y="0"/>
+                      <a:ext cx="5400040" cy="1492885"/>
+                    </a:xfrm>
+                    <a:prstGeom prst="rect">
+                      <a:avLst/>
+                    </a:prstGeom>
+                  </pic:spPr>
+                </pic:pic>
+              </a:graphicData>
+            </a:graphic>
+          </wp:inline>
+        </w:drawing>
+      </w:r>
+    </w:p>
+    <w:p>
+      <w:pPr>
+        <w:pStyle w:val="SemEspaamento"/>
+      </w:pPr>
+      <w:r>
+        <w:t>SHOW max_parallel_workers;</w:t>
+      </w:r>
+    </w:p>
+    <w:p>
+      <w:pPr>
+        <w:pStyle w:val="SemEspaamento"/>
+      </w:pPr>
+      <w:r>
+        <w:lastRenderedPageBreak/>
+        <w:drawing>
+          <wp:inline distT="0" distB="0" distL="0" distR="0" wp14:anchorId="7667DB37" wp14:editId="6449955E">
+            <wp:extent cx="5400040" cy="1466850"/>
+            <wp:effectExtent l="0" t="0" r="0" b="0"/>
+            <wp:docPr id="1816789935" name="Imagem 1"/>
+            <wp:cNvGraphicFramePr>
+              <a:graphicFrameLocks xmlns:a="http://schemas.openxmlformats.org/drawingml/2006/main" noChangeAspect="1"/>
+            </wp:cNvGraphicFramePr>
+            <a:graphic xmlns:a="http://schemas.openxmlformats.org/drawingml/2006/main">
+              <a:graphicData uri="http://schemas.openxmlformats.org/drawingml/2006/picture">
+                <pic:pic xmlns:pic="http://schemas.openxmlformats.org/drawingml/2006/picture">
+                  <pic:nvPicPr>
+                    <pic:cNvPr id="1816789935" name=""/>
+                    <pic:cNvPicPr/>
+                  </pic:nvPicPr>
+                  <pic:blipFill>
+                    <a:blip r:embed="rId34"/>
+                    <a:stretch>
+                      <a:fillRect/>
+                    </a:stretch>
+                  </pic:blipFill>
+                  <pic:spPr>
+                    <a:xfrm>
+                      <a:off x="0" y="0"/>
+                      <a:ext cx="5400040" cy="1466850"/>
+                    </a:xfrm>
+                    <a:prstGeom prst="rect">
+                      <a:avLst/>
+                    </a:prstGeom>
+                  </pic:spPr>
+                </pic:pic>
+              </a:graphicData>
+            </a:graphic>
+          </wp:inline>
+        </w:drawing>
+      </w:r>
+    </w:p>
+    <w:p>
+      <w:pPr>
+        <w:pStyle w:val="SemEspaamento"/>
+      </w:pPr>
+      <w:r>
+        <w:t>SHOW max_parallel_workers_per_gather;</w:t>
+      </w:r>
+    </w:p>
+    <w:p>
+      <w:pPr>
+        <w:pStyle w:val="SemEspaamento"/>
+      </w:pPr>
+      <w:r>
+        <w:drawing>
+          <wp:inline distT="0" distB="0" distL="0" distR="0" wp14:anchorId="72878E14" wp14:editId="0EA4DBB3">
+            <wp:extent cx="5400040" cy="1503680"/>
+            <wp:effectExtent l="0" t="0" r="0" b="1270"/>
+            <wp:docPr id="1203605678" name="Imagem 1"/>
+            <wp:cNvGraphicFramePr>
+              <a:graphicFrameLocks xmlns:a="http://schemas.openxmlformats.org/drawingml/2006/main" noChangeAspect="1"/>
+            </wp:cNvGraphicFramePr>
+            <a:graphic xmlns:a="http://schemas.openxmlformats.org/drawingml/2006/main">
+              <a:graphicData uri="http://schemas.openxmlformats.org/drawingml/2006/picture">
+                <pic:pic xmlns:pic="http://schemas.openxmlformats.org/drawingml/2006/picture">
+                  <pic:nvPicPr>
+                    <pic:cNvPr id="1203605678" name=""/>
+                    <pic:cNvPicPr/>
+                  </pic:nvPicPr>
+                  <pic:blipFill>
+                    <a:blip r:embed="rId35"/>
+                    <a:stretch>
+                      <a:fillRect/>
+                    </a:stretch>
+                  </pic:blipFill>
+                  <pic:spPr>
+                    <a:xfrm>
+                      <a:off x="0" y="0"/>
+                      <a:ext cx="5400040" cy="1503680"/>
+                    </a:xfrm>
+                    <a:prstGeom prst="rect">
+                      <a:avLst/>
+                    </a:prstGeom>
+                  </pic:spPr>
+                </pic:pic>
+              </a:graphicData>
+            </a:graphic>
+          </wp:inline>
+        </w:drawing>
+      </w:r>
+    </w:p>
     <w:sectPr>
-      <w:headerReference w:type="default" r:id="rId15"/>
+      <w:headerReference w:type="default" r:id="rId36"/>
       <w:pgSz w:w="11906" w:h="16838"/>
       <w:pgMar w:top="1417" w:right="1701" w:bottom="1417" w:left="1701" w:header="708" w:footer="708" w:gutter="0"/>
       <w:cols w:space="708"/>
@@ -1286,51 +2892,7 @@
         <w:sz w:val="20"/>
         <w:szCs w:val="28"/>
       </w:rPr>
-      <w:t xml:space="preserve">Trabalho Pratico Final do </w:t>
-    </w:r>
-    <w:proofErr w:type="spellStart"/>
-    <w:r>
-      <w:rPr>
-        <w:b/>
-        <w:i/>
-        <w:color w:val="00B0F0"/>
-        <w:sz w:val="20"/>
-        <w:szCs w:val="28"/>
-      </w:rPr>
-      <w:t>GrupoA_PostgreSQL</w:t>
-    </w:r>
-    <w:proofErr w:type="spellEnd"/>
-    <w:r>
-      <w:rPr>
-        <w:b/>
-        <w:i/>
-        <w:color w:val="00B0F0"/>
-        <w:sz w:val="20"/>
-        <w:szCs w:val="28"/>
-      </w:rPr>
-      <w:t xml:space="preserve"> – Admirson, </w:t>
-    </w:r>
-    <w:proofErr w:type="spellStart"/>
-    <w:r>
-      <w:rPr>
-        <w:b/>
-        <w:i/>
-        <w:color w:val="00B0F0"/>
-        <w:sz w:val="20"/>
-        <w:szCs w:val="28"/>
-      </w:rPr>
-      <w:t>Delton</w:t>
-    </w:r>
-    <w:proofErr w:type="spellEnd"/>
-    <w:r>
-      <w:rPr>
-        <w:b/>
-        <w:i/>
-        <w:color w:val="00B0F0"/>
-        <w:sz w:val="20"/>
-        <w:szCs w:val="28"/>
-      </w:rPr>
-      <w:t xml:space="preserve"> e Gilson</w:t>
+      <w:t>Trabalho Pratico Final do GrupoA_PostgreSQL – Admirson, Delton e Gilson</w:t>
     </w:r>
   </w:p>
   <w:p>
@@ -1344,6 +2906,530 @@
 <file path=word/numbering.xml><?xml version="1.0" encoding="utf-8"?>
 <w:numbering xmlns:wpc="http://schemas.microsoft.com/office/word/2010/wordprocessingCanvas" xmlns:cx="http://schemas.microsoft.com/office/drawing/2014/chartex" xmlns:cx1="http://schemas.microsoft.com/office/drawing/2015/9/8/chartex" xmlns:cx2="http://schemas.microsoft.com/office/drawing/2015/10/21/chartex" xmlns:cx3="http://schemas.microsoft.com/office/drawing/2016/5/9/chartex" xmlns:cx4="http://schemas.microsoft.com/office/drawing/2016/5/10/chartex" xmlns:cx5="http://schemas.microsoft.com/office/drawing/2016/5/11/chartex" xmlns:cx6="http://schemas.microsoft.com/office/drawing/2016/5/12/chartex" xmlns:cx7="http://schemas.microsoft.com/office/drawing/2016/5/13/chartex" xmlns:cx8="http://schemas.microsoft.com/office/drawing/2016/5/14/chartex" xmlns:mc="http://schemas.openxmlformats.org/markup-compatibility/2006" xmlns:aink="http://schemas.microsoft.com/office/drawing/2016/ink" xmlns:am3d="http://schemas.microsoft.com/office/drawing/2017/model3d" xmlns:o="urn:schemas-microsoft-com:office:office" xmlns:oel="http://schemas.microsoft.com/office/2019/extlst" xmlns:r="http://schemas.openxmlformats.org/officeDocument/2006/relationships" xmlns:m="http://schemas.openxmlformats.org/officeDocument/2006/math" xmlns:v="urn:schemas-microsoft-com:vml" xmlns:wp14="http://schemas.microsoft.com/office/word/2010/wordprocessingDrawing" xmlns:wp="http://schemas.openxmlformats.org/drawingml/2006/wordprocessingDrawing" xmlns:w10="urn:schemas-microsoft-com:office:word" xmlns:w="http://schemas.openxmlformats.org/wordprocessingml/2006/main" xmlns:w14="http://schemas.microsoft.com/office/word/2010/wordml" xmlns:w15="http://schemas.microsoft.com/office/word/2012/wordml" xmlns:w16cei="http://schemas.microsoft.com/office/word/2026/wordml/cei" xmlns:w16cex="http://schemas.microsoft.com/office/word/2018/wordml/cex" xmlns:w16cid="http://schemas.microsoft.com/office/word/2016/wordml/cid" xmlns:w16="http://schemas.microsoft.com/office/word/2018/wordml" xmlns:w16du="http://schemas.microsoft.com/office/word/2023/wordml/word16du" xmlns:w16sdtdh="http://schemas.microsoft.com/office/word/2020/wordml/sdtdatahash" xmlns:w16sdtfl="http://schemas.microsoft.com/office/word/2024/wordml/sdtformatlock" xmlns:w16se="http://schemas.microsoft.com/office/word/2015/wordml/symex" xmlns:wpg="http://schemas.microsoft.com/office/word/2010/wordprocessingGroup" xmlns:wpi="http://schemas.microsoft.com/office/word/2010/wordprocessingInk" xmlns:wne="http://schemas.microsoft.com/office/word/2006/wordml" xmlns:wps="http://schemas.microsoft.com/office/word/2010/wordprocessingShape" mc:Ignorable="w14 w15 w16se w16cid w16 w16cex w16sdtdh w16sdtfl w16du wp14">
   <w:abstractNum w:abstractNumId="0" w15:restartNumberingAfterBreak="0">
+    <w:nsid w:val="15F872FE"/>
+    <w:multiLevelType w:val="hybridMultilevel"/>
+    <w:tmpl w:val="B00AE424"/>
+    <w:lvl w:ilvl="0" w:tplc="08160001">
+      <w:start w:val="1"/>
+      <w:numFmt w:val="bullet"/>
+      <w:lvlText w:val=""/>
+      <w:lvlJc w:val="left"/>
+      <w:pPr>
+        <w:ind w:left="720" w:hanging="360"/>
+      </w:pPr>
+      <w:rPr>
+        <w:rFonts w:ascii="Symbol" w:hAnsi="Symbol" w:hint="default"/>
+      </w:rPr>
+    </w:lvl>
+    <w:lvl w:ilvl="1" w:tplc="08160003" w:tentative="1">
+      <w:start w:val="1"/>
+      <w:numFmt w:val="bullet"/>
+      <w:lvlText w:val="o"/>
+      <w:lvlJc w:val="left"/>
+      <w:pPr>
+        <w:ind w:left="1440" w:hanging="360"/>
+      </w:pPr>
+      <w:rPr>
+        <w:rFonts w:ascii="Courier New" w:hAnsi="Courier New" w:cs="Courier New" w:hint="default"/>
+      </w:rPr>
+    </w:lvl>
+    <w:lvl w:ilvl="2" w:tplc="08160005" w:tentative="1">
+      <w:start w:val="1"/>
+      <w:numFmt w:val="bullet"/>
+      <w:lvlText w:val=""/>
+      <w:lvlJc w:val="left"/>
+      <w:pPr>
+        <w:ind w:left="2160" w:hanging="360"/>
+      </w:pPr>
+      <w:rPr>
+        <w:rFonts w:ascii="Wingdings" w:hAnsi="Wingdings" w:hint="default"/>
+      </w:rPr>
+    </w:lvl>
+    <w:lvl w:ilvl="3" w:tplc="08160001" w:tentative="1">
+      <w:start w:val="1"/>
+      <w:numFmt w:val="bullet"/>
+      <w:lvlText w:val=""/>
+      <w:lvlJc w:val="left"/>
+      <w:pPr>
+        <w:ind w:left="2880" w:hanging="360"/>
+      </w:pPr>
+      <w:rPr>
+        <w:rFonts w:ascii="Symbol" w:hAnsi="Symbol" w:hint="default"/>
+      </w:rPr>
+    </w:lvl>
+    <w:lvl w:ilvl="4" w:tplc="08160003" w:tentative="1">
+      <w:start w:val="1"/>
+      <w:numFmt w:val="bullet"/>
+      <w:lvlText w:val="o"/>
+      <w:lvlJc w:val="left"/>
+      <w:pPr>
+        <w:ind w:left="3600" w:hanging="360"/>
+      </w:pPr>
+      <w:rPr>
+        <w:rFonts w:ascii="Courier New" w:hAnsi="Courier New" w:cs="Courier New" w:hint="default"/>
+      </w:rPr>
+    </w:lvl>
+    <w:lvl w:ilvl="5" w:tplc="08160005" w:tentative="1">
+      <w:start w:val="1"/>
+      <w:numFmt w:val="bullet"/>
+      <w:lvlText w:val=""/>
+      <w:lvlJc w:val="left"/>
+      <w:pPr>
+        <w:ind w:left="4320" w:hanging="360"/>
+      </w:pPr>
+      <w:rPr>
+        <w:rFonts w:ascii="Wingdings" w:hAnsi="Wingdings" w:hint="default"/>
+      </w:rPr>
+    </w:lvl>
+    <w:lvl w:ilvl="6" w:tplc="08160001" w:tentative="1">
+      <w:start w:val="1"/>
+      <w:numFmt w:val="bullet"/>
+      <w:lvlText w:val=""/>
+      <w:lvlJc w:val="left"/>
+      <w:pPr>
+        <w:ind w:left="5040" w:hanging="360"/>
+      </w:pPr>
+      <w:rPr>
+        <w:rFonts w:ascii="Symbol" w:hAnsi="Symbol" w:hint="default"/>
+      </w:rPr>
+    </w:lvl>
+    <w:lvl w:ilvl="7" w:tplc="08160003" w:tentative="1">
+      <w:start w:val="1"/>
+      <w:numFmt w:val="bullet"/>
+      <w:lvlText w:val="o"/>
+      <w:lvlJc w:val="left"/>
+      <w:pPr>
+        <w:ind w:left="5760" w:hanging="360"/>
+      </w:pPr>
+      <w:rPr>
+        <w:rFonts w:ascii="Courier New" w:hAnsi="Courier New" w:cs="Courier New" w:hint="default"/>
+      </w:rPr>
+    </w:lvl>
+    <w:lvl w:ilvl="8" w:tplc="08160005" w:tentative="1">
+      <w:start w:val="1"/>
+      <w:numFmt w:val="bullet"/>
+      <w:lvlText w:val=""/>
+      <w:lvlJc w:val="left"/>
+      <w:pPr>
+        <w:ind w:left="6480" w:hanging="360"/>
+      </w:pPr>
+      <w:rPr>
+        <w:rFonts w:ascii="Wingdings" w:hAnsi="Wingdings" w:hint="default"/>
+      </w:rPr>
+    </w:lvl>
+  </w:abstractNum>
+  <w:abstractNum w:abstractNumId="1" w15:restartNumberingAfterBreak="0">
+    <w:nsid w:val="2A4C4E7B"/>
+    <w:multiLevelType w:val="multilevel"/>
+    <w:tmpl w:val="2AF08260"/>
+    <w:lvl w:ilvl="0">
+      <w:start w:val="1"/>
+      <w:numFmt w:val="bullet"/>
+      <w:lvlText w:val=""/>
+      <w:lvlJc w:val="left"/>
+      <w:pPr>
+        <w:tabs>
+          <w:tab w:val="num" w:pos="720"/>
+        </w:tabs>
+        <w:ind w:left="720" w:hanging="360"/>
+      </w:pPr>
+      <w:rPr>
+        <w:rFonts w:ascii="Symbol" w:hAnsi="Symbol" w:hint="default"/>
+        <w:sz w:val="20"/>
+      </w:rPr>
+    </w:lvl>
+    <w:lvl w:ilvl="1" w:tentative="1">
+      <w:start w:val="1"/>
+      <w:numFmt w:val="bullet"/>
+      <w:lvlText w:val="o"/>
+      <w:lvlJc w:val="left"/>
+      <w:pPr>
+        <w:tabs>
+          <w:tab w:val="num" w:pos="1440"/>
+        </w:tabs>
+        <w:ind w:left="1440" w:hanging="360"/>
+      </w:pPr>
+      <w:rPr>
+        <w:rFonts w:ascii="Courier New" w:hAnsi="Courier New" w:hint="default"/>
+        <w:sz w:val="20"/>
+      </w:rPr>
+    </w:lvl>
+    <w:lvl w:ilvl="2" w:tentative="1">
+      <w:start w:val="1"/>
+      <w:numFmt w:val="bullet"/>
+      <w:lvlText w:val=""/>
+      <w:lvlJc w:val="left"/>
+      <w:pPr>
+        <w:tabs>
+          <w:tab w:val="num" w:pos="2160"/>
+        </w:tabs>
+        <w:ind w:left="2160" w:hanging="360"/>
+      </w:pPr>
+      <w:rPr>
+        <w:rFonts w:ascii="Wingdings" w:hAnsi="Wingdings" w:hint="default"/>
+        <w:sz w:val="20"/>
+      </w:rPr>
+    </w:lvl>
+    <w:lvl w:ilvl="3" w:tentative="1">
+      <w:start w:val="1"/>
+      <w:numFmt w:val="bullet"/>
+      <w:lvlText w:val=""/>
+      <w:lvlJc w:val="left"/>
+      <w:pPr>
+        <w:tabs>
+          <w:tab w:val="num" w:pos="2880"/>
+        </w:tabs>
+        <w:ind w:left="2880" w:hanging="360"/>
+      </w:pPr>
+      <w:rPr>
+        <w:rFonts w:ascii="Wingdings" w:hAnsi="Wingdings" w:hint="default"/>
+        <w:sz w:val="20"/>
+      </w:rPr>
+    </w:lvl>
+    <w:lvl w:ilvl="4" w:tentative="1">
+      <w:start w:val="1"/>
+      <w:numFmt w:val="bullet"/>
+      <w:lvlText w:val=""/>
+      <w:lvlJc w:val="left"/>
+      <w:pPr>
+        <w:tabs>
+          <w:tab w:val="num" w:pos="3600"/>
+        </w:tabs>
+        <w:ind w:left="3600" w:hanging="360"/>
+      </w:pPr>
+      <w:rPr>
+        <w:rFonts w:ascii="Wingdings" w:hAnsi="Wingdings" w:hint="default"/>
+        <w:sz w:val="20"/>
+      </w:rPr>
+    </w:lvl>
+    <w:lvl w:ilvl="5" w:tentative="1">
+      <w:start w:val="1"/>
+      <w:numFmt w:val="bullet"/>
+      <w:lvlText w:val=""/>
+      <w:lvlJc w:val="left"/>
+      <w:pPr>
+        <w:tabs>
+          <w:tab w:val="num" w:pos="4320"/>
+        </w:tabs>
+        <w:ind w:left="4320" w:hanging="360"/>
+      </w:pPr>
+      <w:rPr>
+        <w:rFonts w:ascii="Wingdings" w:hAnsi="Wingdings" w:hint="default"/>
+        <w:sz w:val="20"/>
+      </w:rPr>
+    </w:lvl>
+    <w:lvl w:ilvl="6" w:tentative="1">
+      <w:start w:val="1"/>
+      <w:numFmt w:val="bullet"/>
+      <w:lvlText w:val=""/>
+      <w:lvlJc w:val="left"/>
+      <w:pPr>
+        <w:tabs>
+          <w:tab w:val="num" w:pos="5040"/>
+        </w:tabs>
+        <w:ind w:left="5040" w:hanging="360"/>
+      </w:pPr>
+      <w:rPr>
+        <w:rFonts w:ascii="Wingdings" w:hAnsi="Wingdings" w:hint="default"/>
+        <w:sz w:val="20"/>
+      </w:rPr>
+    </w:lvl>
+    <w:lvl w:ilvl="7" w:tentative="1">
+      <w:start w:val="1"/>
+      <w:numFmt w:val="bullet"/>
+      <w:lvlText w:val=""/>
+      <w:lvlJc w:val="left"/>
+      <w:pPr>
+        <w:tabs>
+          <w:tab w:val="num" w:pos="5760"/>
+        </w:tabs>
+        <w:ind w:left="5760" w:hanging="360"/>
+      </w:pPr>
+      <w:rPr>
+        <w:rFonts w:ascii="Wingdings" w:hAnsi="Wingdings" w:hint="default"/>
+        <w:sz w:val="20"/>
+      </w:rPr>
+    </w:lvl>
+    <w:lvl w:ilvl="8" w:tentative="1">
+      <w:start w:val="1"/>
+      <w:numFmt w:val="bullet"/>
+      <w:lvlText w:val=""/>
+      <w:lvlJc w:val="left"/>
+      <w:pPr>
+        <w:tabs>
+          <w:tab w:val="num" w:pos="6480"/>
+        </w:tabs>
+        <w:ind w:left="6480" w:hanging="360"/>
+      </w:pPr>
+      <w:rPr>
+        <w:rFonts w:ascii="Wingdings" w:hAnsi="Wingdings" w:hint="default"/>
+        <w:sz w:val="20"/>
+      </w:rPr>
+    </w:lvl>
+  </w:abstractNum>
+  <w:abstractNum w:abstractNumId="2" w15:restartNumberingAfterBreak="0">
+    <w:nsid w:val="33EF1CB4"/>
+    <w:multiLevelType w:val="multilevel"/>
+    <w:tmpl w:val="D31C99C2"/>
+    <w:lvl w:ilvl="0">
+      <w:start w:val="1"/>
+      <w:numFmt w:val="bullet"/>
+      <w:lvlText w:val=""/>
+      <w:lvlJc w:val="left"/>
+      <w:pPr>
+        <w:tabs>
+          <w:tab w:val="num" w:pos="720"/>
+        </w:tabs>
+        <w:ind w:left="720" w:hanging="360"/>
+      </w:pPr>
+      <w:rPr>
+        <w:rFonts w:ascii="Symbol" w:hAnsi="Symbol" w:hint="default"/>
+        <w:sz w:val="20"/>
+      </w:rPr>
+    </w:lvl>
+    <w:lvl w:ilvl="1" w:tentative="1">
+      <w:start w:val="1"/>
+      <w:numFmt w:val="bullet"/>
+      <w:lvlText w:val="o"/>
+      <w:lvlJc w:val="left"/>
+      <w:pPr>
+        <w:tabs>
+          <w:tab w:val="num" w:pos="1440"/>
+        </w:tabs>
+        <w:ind w:left="1440" w:hanging="360"/>
+      </w:pPr>
+      <w:rPr>
+        <w:rFonts w:ascii="Courier New" w:hAnsi="Courier New" w:hint="default"/>
+        <w:sz w:val="20"/>
+      </w:rPr>
+    </w:lvl>
+    <w:lvl w:ilvl="2" w:tentative="1">
+      <w:start w:val="1"/>
+      <w:numFmt w:val="bullet"/>
+      <w:lvlText w:val=""/>
+      <w:lvlJc w:val="left"/>
+      <w:pPr>
+        <w:tabs>
+          <w:tab w:val="num" w:pos="2160"/>
+        </w:tabs>
+        <w:ind w:left="2160" w:hanging="360"/>
+      </w:pPr>
+      <w:rPr>
+        <w:rFonts w:ascii="Wingdings" w:hAnsi="Wingdings" w:hint="default"/>
+        <w:sz w:val="20"/>
+      </w:rPr>
+    </w:lvl>
+    <w:lvl w:ilvl="3" w:tentative="1">
+      <w:start w:val="1"/>
+      <w:numFmt w:val="bullet"/>
+      <w:lvlText w:val=""/>
+      <w:lvlJc w:val="left"/>
+      <w:pPr>
+        <w:tabs>
+          <w:tab w:val="num" w:pos="2880"/>
+        </w:tabs>
+        <w:ind w:left="2880" w:hanging="360"/>
+      </w:pPr>
+      <w:rPr>
+        <w:rFonts w:ascii="Wingdings" w:hAnsi="Wingdings" w:hint="default"/>
+        <w:sz w:val="20"/>
+      </w:rPr>
+    </w:lvl>
+    <w:lvl w:ilvl="4" w:tentative="1">
+      <w:start w:val="1"/>
+      <w:numFmt w:val="bullet"/>
+      <w:lvlText w:val=""/>
+      <w:lvlJc w:val="left"/>
+      <w:pPr>
+        <w:tabs>
+          <w:tab w:val="num" w:pos="3600"/>
+        </w:tabs>
+        <w:ind w:left="3600" w:hanging="360"/>
+      </w:pPr>
+      <w:rPr>
+        <w:rFonts w:ascii="Wingdings" w:hAnsi="Wingdings" w:hint="default"/>
+        <w:sz w:val="20"/>
+      </w:rPr>
+    </w:lvl>
+    <w:lvl w:ilvl="5" w:tentative="1">
+      <w:start w:val="1"/>
+      <w:numFmt w:val="bullet"/>
+      <w:lvlText w:val=""/>
+      <w:lvlJc w:val="left"/>
+      <w:pPr>
+        <w:tabs>
+          <w:tab w:val="num" w:pos="4320"/>
+        </w:tabs>
+        <w:ind w:left="4320" w:hanging="360"/>
+      </w:pPr>
+      <w:rPr>
+        <w:rFonts w:ascii="Wingdings" w:hAnsi="Wingdings" w:hint="default"/>
+        <w:sz w:val="20"/>
+      </w:rPr>
+    </w:lvl>
+    <w:lvl w:ilvl="6" w:tentative="1">
+      <w:start w:val="1"/>
+      <w:numFmt w:val="bullet"/>
+      <w:lvlText w:val=""/>
+      <w:lvlJc w:val="left"/>
+      <w:pPr>
+        <w:tabs>
+          <w:tab w:val="num" w:pos="5040"/>
+        </w:tabs>
+        <w:ind w:left="5040" w:hanging="360"/>
+      </w:pPr>
+      <w:rPr>
+        <w:rFonts w:ascii="Wingdings" w:hAnsi="Wingdings" w:hint="default"/>
+        <w:sz w:val="20"/>
+      </w:rPr>
+    </w:lvl>
+    <w:lvl w:ilvl="7" w:tentative="1">
+      <w:start w:val="1"/>
+      <w:numFmt w:val="bullet"/>
+      <w:lvlText w:val=""/>
+      <w:lvlJc w:val="left"/>
+      <w:pPr>
+        <w:tabs>
+          <w:tab w:val="num" w:pos="5760"/>
+        </w:tabs>
+        <w:ind w:left="5760" w:hanging="360"/>
+      </w:pPr>
+      <w:rPr>
+        <w:rFonts w:ascii="Wingdings" w:hAnsi="Wingdings" w:hint="default"/>
+        <w:sz w:val="20"/>
+      </w:rPr>
+    </w:lvl>
+    <w:lvl w:ilvl="8" w:tentative="1">
+      <w:start w:val="1"/>
+      <w:numFmt w:val="bullet"/>
+      <w:lvlText w:val=""/>
+      <w:lvlJc w:val="left"/>
+      <w:pPr>
+        <w:tabs>
+          <w:tab w:val="num" w:pos="6480"/>
+        </w:tabs>
+        <w:ind w:left="6480" w:hanging="360"/>
+      </w:pPr>
+      <w:rPr>
+        <w:rFonts w:ascii="Wingdings" w:hAnsi="Wingdings" w:hint="default"/>
+        <w:sz w:val="20"/>
+      </w:rPr>
+    </w:lvl>
+  </w:abstractNum>
+  <w:abstractNum w:abstractNumId="3" w15:restartNumberingAfterBreak="0">
+    <w:nsid w:val="3F270404"/>
+    <w:multiLevelType w:val="multilevel"/>
+    <w:tmpl w:val="847AB662"/>
+    <w:lvl w:ilvl="0">
+      <w:start w:val="1"/>
+      <w:numFmt w:val="decimal"/>
+      <w:lvlText w:val="%1."/>
+      <w:lvlJc w:val="left"/>
+      <w:pPr>
+        <w:tabs>
+          <w:tab w:val="num" w:pos="720"/>
+        </w:tabs>
+        <w:ind w:left="720" w:hanging="360"/>
+      </w:pPr>
+    </w:lvl>
+    <w:lvl w:ilvl="1" w:tentative="1">
+      <w:start w:val="1"/>
+      <w:numFmt w:val="decimal"/>
+      <w:lvlText w:val="%2."/>
+      <w:lvlJc w:val="left"/>
+      <w:pPr>
+        <w:tabs>
+          <w:tab w:val="num" w:pos="1440"/>
+        </w:tabs>
+        <w:ind w:left="1440" w:hanging="360"/>
+      </w:pPr>
+    </w:lvl>
+    <w:lvl w:ilvl="2" w:tentative="1">
+      <w:start w:val="1"/>
+      <w:numFmt w:val="decimal"/>
+      <w:lvlText w:val="%3."/>
+      <w:lvlJc w:val="left"/>
+      <w:pPr>
+        <w:tabs>
+          <w:tab w:val="num" w:pos="2160"/>
+        </w:tabs>
+        <w:ind w:left="2160" w:hanging="360"/>
+      </w:pPr>
+    </w:lvl>
+    <w:lvl w:ilvl="3" w:tentative="1">
+      <w:start w:val="1"/>
+      <w:numFmt w:val="decimal"/>
+      <w:lvlText w:val="%4."/>
+      <w:lvlJc w:val="left"/>
+      <w:pPr>
+        <w:tabs>
+          <w:tab w:val="num" w:pos="2880"/>
+        </w:tabs>
+        <w:ind w:left="2880" w:hanging="360"/>
+      </w:pPr>
+    </w:lvl>
+    <w:lvl w:ilvl="4" w:tentative="1">
+      <w:start w:val="1"/>
+      <w:numFmt w:val="decimal"/>
+      <w:lvlText w:val="%5."/>
+      <w:lvlJc w:val="left"/>
+      <w:pPr>
+        <w:tabs>
+          <w:tab w:val="num" w:pos="3600"/>
+        </w:tabs>
+        <w:ind w:left="3600" w:hanging="360"/>
+      </w:pPr>
+    </w:lvl>
+    <w:lvl w:ilvl="5" w:tentative="1">
+      <w:start w:val="1"/>
+      <w:numFmt w:val="decimal"/>
+      <w:lvlText w:val="%6."/>
+      <w:lvlJc w:val="left"/>
+      <w:pPr>
+        <w:tabs>
+          <w:tab w:val="num" w:pos="4320"/>
+        </w:tabs>
+        <w:ind w:left="4320" w:hanging="360"/>
+      </w:pPr>
+    </w:lvl>
+    <w:lvl w:ilvl="6" w:tentative="1">
+      <w:start w:val="1"/>
+      <w:numFmt w:val="decimal"/>
+      <w:lvlText w:val="%7."/>
+      <w:lvlJc w:val="left"/>
+      <w:pPr>
+        <w:tabs>
+          <w:tab w:val="num" w:pos="5040"/>
+        </w:tabs>
+        <w:ind w:left="5040" w:hanging="360"/>
+      </w:pPr>
+    </w:lvl>
+    <w:lvl w:ilvl="7" w:tentative="1">
+      <w:start w:val="1"/>
+      <w:numFmt w:val="decimal"/>
+      <w:lvlText w:val="%8."/>
+      <w:lvlJc w:val="left"/>
+      <w:pPr>
+        <w:tabs>
+          <w:tab w:val="num" w:pos="5760"/>
+        </w:tabs>
+        <w:ind w:left="5760" w:hanging="360"/>
+      </w:pPr>
+    </w:lvl>
+    <w:lvl w:ilvl="8" w:tentative="1">
+      <w:start w:val="1"/>
+      <w:numFmt w:val="decimal"/>
+      <w:lvlText w:val="%9."/>
+      <w:lvlJc w:val="left"/>
+      <w:pPr>
+        <w:tabs>
+          <w:tab w:val="num" w:pos="6480"/>
+        </w:tabs>
+        <w:ind w:left="6480" w:hanging="360"/>
+      </w:pPr>
+    </w:lvl>
+  </w:abstractNum>
+  <w:abstractNum w:abstractNumId="4" w15:restartNumberingAfterBreak="0">
     <w:nsid w:val="5D6E077E"/>
     <w:multiLevelType w:val="multilevel"/>
     <w:tmpl w:val="3370C302"/>
@@ -1460,8 +3546,136 @@
       </w:pPr>
     </w:lvl>
   </w:abstractNum>
+  <w:abstractNum w:abstractNumId="5" w15:restartNumberingAfterBreak="0">
+    <w:nsid w:val="66521D36"/>
+    <w:multiLevelType w:val="hybridMultilevel"/>
+    <w:tmpl w:val="C750D00E"/>
+    <w:lvl w:ilvl="0" w:tplc="08160001">
+      <w:start w:val="1"/>
+      <w:numFmt w:val="bullet"/>
+      <w:lvlText w:val=""/>
+      <w:lvlJc w:val="left"/>
+      <w:pPr>
+        <w:ind w:left="720" w:hanging="360"/>
+      </w:pPr>
+      <w:rPr>
+        <w:rFonts w:ascii="Symbol" w:hAnsi="Symbol" w:hint="default"/>
+      </w:rPr>
+    </w:lvl>
+    <w:lvl w:ilvl="1" w:tplc="08160003" w:tentative="1">
+      <w:start w:val="1"/>
+      <w:numFmt w:val="bullet"/>
+      <w:lvlText w:val="o"/>
+      <w:lvlJc w:val="left"/>
+      <w:pPr>
+        <w:ind w:left="1440" w:hanging="360"/>
+      </w:pPr>
+      <w:rPr>
+        <w:rFonts w:ascii="Courier New" w:hAnsi="Courier New" w:cs="Courier New" w:hint="default"/>
+      </w:rPr>
+    </w:lvl>
+    <w:lvl w:ilvl="2" w:tplc="08160005" w:tentative="1">
+      <w:start w:val="1"/>
+      <w:numFmt w:val="bullet"/>
+      <w:lvlText w:val=""/>
+      <w:lvlJc w:val="left"/>
+      <w:pPr>
+        <w:ind w:left="2160" w:hanging="360"/>
+      </w:pPr>
+      <w:rPr>
+        <w:rFonts w:ascii="Wingdings" w:hAnsi="Wingdings" w:hint="default"/>
+      </w:rPr>
+    </w:lvl>
+    <w:lvl w:ilvl="3" w:tplc="08160001" w:tentative="1">
+      <w:start w:val="1"/>
+      <w:numFmt w:val="bullet"/>
+      <w:lvlText w:val=""/>
+      <w:lvlJc w:val="left"/>
+      <w:pPr>
+        <w:ind w:left="2880" w:hanging="360"/>
+      </w:pPr>
+      <w:rPr>
+        <w:rFonts w:ascii="Symbol" w:hAnsi="Symbol" w:hint="default"/>
+      </w:rPr>
+    </w:lvl>
+    <w:lvl w:ilvl="4" w:tplc="08160003" w:tentative="1">
+      <w:start w:val="1"/>
+      <w:numFmt w:val="bullet"/>
+      <w:lvlText w:val="o"/>
+      <w:lvlJc w:val="left"/>
+      <w:pPr>
+        <w:ind w:left="3600" w:hanging="360"/>
+      </w:pPr>
+      <w:rPr>
+        <w:rFonts w:ascii="Courier New" w:hAnsi="Courier New" w:cs="Courier New" w:hint="default"/>
+      </w:rPr>
+    </w:lvl>
+    <w:lvl w:ilvl="5" w:tplc="08160005" w:tentative="1">
+      <w:start w:val="1"/>
+      <w:numFmt w:val="bullet"/>
+      <w:lvlText w:val=""/>
+      <w:lvlJc w:val="left"/>
+      <w:pPr>
+        <w:ind w:left="4320" w:hanging="360"/>
+      </w:pPr>
+      <w:rPr>
+        <w:rFonts w:ascii="Wingdings" w:hAnsi="Wingdings" w:hint="default"/>
+      </w:rPr>
+    </w:lvl>
+    <w:lvl w:ilvl="6" w:tplc="08160001" w:tentative="1">
+      <w:start w:val="1"/>
+      <w:numFmt w:val="bullet"/>
+      <w:lvlText w:val=""/>
+      <w:lvlJc w:val="left"/>
+      <w:pPr>
+        <w:ind w:left="5040" w:hanging="360"/>
+      </w:pPr>
+      <w:rPr>
+        <w:rFonts w:ascii="Symbol" w:hAnsi="Symbol" w:hint="default"/>
+      </w:rPr>
+    </w:lvl>
+    <w:lvl w:ilvl="7" w:tplc="08160003" w:tentative="1">
+      <w:start w:val="1"/>
+      <w:numFmt w:val="bullet"/>
+      <w:lvlText w:val="o"/>
+      <w:lvlJc w:val="left"/>
+      <w:pPr>
+        <w:ind w:left="5760" w:hanging="360"/>
+      </w:pPr>
+      <w:rPr>
+        <w:rFonts w:ascii="Courier New" w:hAnsi="Courier New" w:cs="Courier New" w:hint="default"/>
+      </w:rPr>
+    </w:lvl>
+    <w:lvl w:ilvl="8" w:tplc="08160005" w:tentative="1">
+      <w:start w:val="1"/>
+      <w:numFmt w:val="bullet"/>
+      <w:lvlText w:val=""/>
+      <w:lvlJc w:val="left"/>
+      <w:pPr>
+        <w:ind w:left="6480" w:hanging="360"/>
+      </w:pPr>
+      <w:rPr>
+        <w:rFonts w:ascii="Wingdings" w:hAnsi="Wingdings" w:hint="default"/>
+      </w:rPr>
+    </w:lvl>
+  </w:abstractNum>
   <w:num w:numId="1" w16cid:durableId="1526478735">
+    <w:abstractNumId w:val="4"/>
+  </w:num>
+  <w:num w:numId="2" w16cid:durableId="62721281">
     <w:abstractNumId w:val="0"/>
+  </w:num>
+  <w:num w:numId="3" w16cid:durableId="1930968827">
+    <w:abstractNumId w:val="5"/>
+  </w:num>
+  <w:num w:numId="4" w16cid:durableId="368842460">
+    <w:abstractNumId w:val="2"/>
+  </w:num>
+  <w:num w:numId="5" w16cid:durableId="357196463">
+    <w:abstractNumId w:val="1"/>
+  </w:num>
+  <w:num w:numId="6" w16cid:durableId="579289527">
+    <w:abstractNumId w:val="3"/>
   </w:num>
 </w:numbering>
 </file>
